--- a/templates/04-chinh-sach-quy-trinh/quy-trinh-ung-pho-su-co.docx
+++ b/templates/04-chinh-sach-quy-trinh/quy-trinh-ung-pho-su-co.docx
@@ -281,6 +281,7 @@
           </w:tcPr>
           <w:p>
             <w:pPr>
+              <w:keepNext w:val="false"/>
               <w:spacing w:after="0" w:before="0" w:line="240" w:lineRule="auto"/>
               <w:jc w:val="center"/>
             </w:pPr>
@@ -318,6 +319,7 @@
           </w:tcPr>
           <w:p>
             <w:pPr>
+              <w:keepNext w:val="false"/>
               <w:spacing w:after="0" w:before="0" w:line="240" w:lineRule="auto"/>
               <w:jc w:val="center"/>
             </w:pPr>
@@ -355,6 +357,7 @@
           </w:tcPr>
           <w:p>
             <w:pPr>
+              <w:keepNext w:val="false"/>
               <w:spacing w:after="0" w:before="0" w:line="240" w:lineRule="auto"/>
               <w:jc w:val="center"/>
             </w:pPr>
@@ -397,6 +400,7 @@
           </w:tcPr>
           <w:p>
             <w:pPr>
+              <w:keepNext w:val="false"/>
               <w:spacing w:after="0" w:before="0" w:line="240" w:lineRule="auto"/>
               <w:jc w:val="left"/>
             </w:pPr>
@@ -433,6 +437,7 @@
           </w:tcPr>
           <w:p>
             <w:pPr>
+              <w:keepNext w:val="false"/>
               <w:spacing w:after="0" w:before="0" w:line="240" w:lineRule="auto"/>
               <w:jc w:val="left"/>
             </w:pPr>
@@ -469,6 +474,7 @@
           </w:tcPr>
           <w:p>
             <w:pPr>
+              <w:keepNext w:val="false"/>
               <w:spacing w:after="0" w:before="0" w:line="240" w:lineRule="auto"/>
               <w:jc w:val="left"/>
             </w:pPr>
@@ -511,6 +517,7 @@
           </w:tcPr>
           <w:p>
             <w:pPr>
+              <w:keepNext w:val="false"/>
               <w:spacing w:after="0" w:before="0" w:line="240" w:lineRule="auto"/>
               <w:jc w:val="left"/>
             </w:pPr>
@@ -547,6 +554,7 @@
           </w:tcPr>
           <w:p>
             <w:pPr>
+              <w:keepNext w:val="false"/>
               <w:spacing w:after="0" w:before="0" w:line="240" w:lineRule="auto"/>
               <w:jc w:val="left"/>
             </w:pPr>
@@ -583,6 +591,7 @@
           </w:tcPr>
           <w:p>
             <w:pPr>
+              <w:keepNext w:val="false"/>
               <w:spacing w:after="0" w:before="0" w:line="240" w:lineRule="auto"/>
               <w:jc w:val="left"/>
             </w:pPr>
@@ -625,6 +634,7 @@
           </w:tcPr>
           <w:p>
             <w:pPr>
+              <w:keepNext w:val="false"/>
               <w:spacing w:after="0" w:before="0" w:line="240" w:lineRule="auto"/>
               <w:jc w:val="left"/>
             </w:pPr>
@@ -697,6 +707,7 @@
           </w:tcPr>
           <w:p>
             <w:pPr>
+              <w:keepNext w:val="false"/>
               <w:spacing w:after="0" w:before="0" w:line="240" w:lineRule="auto"/>
               <w:jc w:val="left"/>
             </w:pPr>
@@ -733,6 +744,7 @@
           </w:tcPr>
           <w:p>
             <w:pPr>
+              <w:keepNext w:val="false"/>
               <w:spacing w:after="0" w:before="0" w:line="240" w:lineRule="auto"/>
               <w:jc w:val="left"/>
             </w:pPr>
@@ -763,6 +775,7 @@
           </w:tcPr>
           <w:p>
             <w:pPr>
+              <w:keepNext w:val="false"/>
               <w:spacing w:after="0" w:before="0" w:line="240" w:lineRule="auto"/>
               <w:jc w:val="left"/>
             </w:pPr>
@@ -799,6 +812,7 @@
           </w:tcPr>
           <w:p>
             <w:pPr>
+              <w:keepNext w:val="false"/>
               <w:spacing w:after="0" w:before="0" w:line="240" w:lineRule="auto"/>
               <w:jc w:val="left"/>
             </w:pPr>
@@ -835,6 +849,7 @@
           </w:tcPr>
           <w:p>
             <w:pPr>
+              <w:keepNext w:val="false"/>
               <w:spacing w:after="0" w:before="0" w:line="240" w:lineRule="auto"/>
               <w:jc w:val="left"/>
             </w:pPr>
@@ -877,6 +892,7 @@
           </w:tcPr>
           <w:p>
             <w:pPr>
+              <w:keepNext w:val="false"/>
               <w:spacing w:after="0" w:before="0" w:line="240" w:lineRule="auto"/>
               <w:jc w:val="left"/>
             </w:pPr>
@@ -913,6 +929,7 @@
           </w:tcPr>
           <w:p>
             <w:pPr>
+              <w:keepNext w:val="false"/>
               <w:spacing w:after="0" w:before="0" w:line="240" w:lineRule="auto"/>
               <w:jc w:val="left"/>
             </w:pPr>
@@ -949,6 +966,7 @@
           </w:tcPr>
           <w:p>
             <w:pPr>
+              <w:keepNext w:val="false"/>
               <w:spacing w:after="0" w:before="0" w:line="240" w:lineRule="auto"/>
               <w:jc w:val="left"/>
             </w:pPr>
@@ -979,6 +997,7 @@
           </w:tcPr>
           <w:p>
             <w:pPr>
+              <w:keepNext w:val="false"/>
               <w:spacing w:after="0" w:before="0" w:line="240" w:lineRule="auto"/>
               <w:jc w:val="left"/>
             </w:pPr>
@@ -1015,6 +1034,7 @@
           </w:tcPr>
           <w:p>
             <w:pPr>
+              <w:keepNext w:val="false"/>
               <w:spacing w:after="0" w:before="0" w:line="240" w:lineRule="auto"/>
               <w:jc w:val="left"/>
             </w:pPr>
@@ -1051,6 +1071,7 @@
           </w:tcPr>
           <w:p>
             <w:pPr>
+              <w:keepNext w:val="false"/>
               <w:spacing w:after="0" w:before="0" w:line="240" w:lineRule="auto"/>
               <w:jc w:val="left"/>
             </w:pPr>
@@ -1093,6 +1114,7 @@
           </w:tcPr>
           <w:p>
             <w:pPr>
+              <w:keepNext w:val="false"/>
               <w:spacing w:after="0" w:before="0" w:line="240" w:lineRule="auto"/>
               <w:jc w:val="left"/>
             </w:pPr>
@@ -1129,6 +1151,7 @@
           </w:tcPr>
           <w:p>
             <w:pPr>
+              <w:keepNext w:val="false"/>
               <w:spacing w:after="0" w:before="0" w:line="240" w:lineRule="auto"/>
               <w:jc w:val="left"/>
             </w:pPr>
@@ -1165,6 +1188,7 @@
           </w:tcPr>
           <w:p>
             <w:pPr>
+              <w:keepNext w:val="false"/>
               <w:spacing w:after="0" w:before="0" w:line="240" w:lineRule="auto"/>
               <w:jc w:val="left"/>
             </w:pPr>
@@ -1207,6 +1231,7 @@
           </w:tcPr>
           <w:p>
             <w:pPr>
+              <w:keepNext w:val="false"/>
               <w:spacing w:after="0" w:before="0" w:line="240" w:lineRule="auto"/>
               <w:jc w:val="left"/>
             </w:pPr>
@@ -1243,6 +1268,7 @@
           </w:tcPr>
           <w:p>
             <w:pPr>
+              <w:keepNext w:val="false"/>
               <w:spacing w:after="0" w:before="0" w:line="240" w:lineRule="auto"/>
               <w:jc w:val="left"/>
             </w:pPr>
@@ -1279,6 +1305,7 @@
           </w:tcPr>
           <w:p>
             <w:pPr>
+              <w:keepNext w:val="false"/>
               <w:spacing w:after="0" w:before="0" w:line="240" w:lineRule="auto"/>
               <w:jc w:val="left"/>
             </w:pPr>
@@ -1309,6 +1336,7 @@
           </w:tcPr>
           <w:p>
             <w:pPr>
+              <w:keepNext w:val="false"/>
               <w:spacing w:after="0" w:before="0" w:line="240" w:lineRule="auto"/>
               <w:jc w:val="left"/>
             </w:pPr>
@@ -1345,6 +1373,7 @@
           </w:tcPr>
           <w:p>
             <w:pPr>
+              <w:keepNext w:val="false"/>
               <w:spacing w:after="0" w:before="0" w:line="240" w:lineRule="auto"/>
               <w:jc w:val="left"/>
             </w:pPr>
@@ -1381,6 +1410,7 @@
           </w:tcPr>
           <w:p>
             <w:pPr>
+              <w:keepNext w:val="false"/>
               <w:spacing w:after="0" w:before="0" w:line="240" w:lineRule="auto"/>
               <w:jc w:val="left"/>
             </w:pPr>
@@ -1693,6 +1723,7 @@
           </w:tcPr>
           <w:p>
             <w:pPr>
+              <w:keepNext w:val="false"/>
               <w:spacing w:after="0" w:before="0" w:line="240" w:lineRule="auto"/>
               <w:jc w:val="center"/>
             </w:pPr>
@@ -1730,6 +1761,7 @@
           </w:tcPr>
           <w:p>
             <w:pPr>
+              <w:keepNext w:val="false"/>
               <w:spacing w:after="0" w:before="0" w:line="240" w:lineRule="auto"/>
               <w:jc w:val="center"/>
             </w:pPr>
@@ -1767,6 +1799,7 @@
           </w:tcPr>
           <w:p>
             <w:pPr>
+              <w:keepNext w:val="false"/>
               <w:spacing w:after="0" w:before="0" w:line="240" w:lineRule="auto"/>
               <w:jc w:val="center"/>
             </w:pPr>
@@ -1809,6 +1842,7 @@
           </w:tcPr>
           <w:p>
             <w:pPr>
+              <w:keepNext w:val="false"/>
               <w:spacing w:after="0" w:before="0" w:line="240" w:lineRule="auto"/>
               <w:jc w:val="left"/>
             </w:pPr>
@@ -1845,6 +1879,7 @@
           </w:tcPr>
           <w:p>
             <w:pPr>
+              <w:keepNext w:val="false"/>
               <w:spacing w:after="0" w:before="0" w:line="240" w:lineRule="auto"/>
               <w:jc w:val="left"/>
             </w:pPr>
@@ -1881,6 +1916,7 @@
           </w:tcPr>
           <w:p>
             <w:pPr>
+              <w:keepNext w:val="false"/>
               <w:spacing w:after="0" w:before="0" w:line="240" w:lineRule="auto"/>
               <w:jc w:val="left"/>
             </w:pPr>
@@ -1923,6 +1959,7 @@
           </w:tcPr>
           <w:p>
             <w:pPr>
+              <w:keepNext w:val="false"/>
               <w:spacing w:after="0" w:before="0" w:line="240" w:lineRule="auto"/>
               <w:jc w:val="left"/>
             </w:pPr>
@@ -1959,6 +1996,7 @@
           </w:tcPr>
           <w:p>
             <w:pPr>
+              <w:keepNext w:val="false"/>
               <w:spacing w:after="0" w:before="0" w:line="240" w:lineRule="auto"/>
               <w:jc w:val="left"/>
             </w:pPr>
@@ -1995,6 +2033,7 @@
           </w:tcPr>
           <w:p>
             <w:pPr>
+              <w:keepNext w:val="false"/>
               <w:spacing w:after="0" w:before="0" w:line="240" w:lineRule="auto"/>
               <w:jc w:val="left"/>
             </w:pPr>
@@ -2037,6 +2076,7 @@
           </w:tcPr>
           <w:p>
             <w:pPr>
+              <w:keepNext w:val="false"/>
               <w:spacing w:after="0" w:before="0" w:line="240" w:lineRule="auto"/>
               <w:jc w:val="left"/>
             </w:pPr>
@@ -2073,6 +2113,7 @@
           </w:tcPr>
           <w:p>
             <w:pPr>
+              <w:keepNext w:val="false"/>
               <w:spacing w:after="0" w:before="0" w:line="240" w:lineRule="auto"/>
               <w:jc w:val="left"/>
             </w:pPr>
@@ -2109,6 +2150,7 @@
           </w:tcPr>
           <w:p>
             <w:pPr>
+              <w:keepNext w:val="false"/>
               <w:spacing w:after="0" w:before="0" w:line="240" w:lineRule="auto"/>
               <w:jc w:val="left"/>
             </w:pPr>
@@ -2151,6 +2193,7 @@
           </w:tcPr>
           <w:p>
             <w:pPr>
+              <w:keepNext w:val="false"/>
               <w:spacing w:after="0" w:before="0" w:line="240" w:lineRule="auto"/>
               <w:jc w:val="left"/>
             </w:pPr>
@@ -2187,6 +2230,7 @@
           </w:tcPr>
           <w:p>
             <w:pPr>
+              <w:keepNext w:val="false"/>
               <w:spacing w:after="0" w:before="0" w:line="240" w:lineRule="auto"/>
               <w:jc w:val="left"/>
             </w:pPr>
@@ -2223,6 +2267,7 @@
           </w:tcPr>
           <w:p>
             <w:pPr>
+              <w:keepNext w:val="false"/>
               <w:spacing w:after="0" w:before="0" w:line="240" w:lineRule="auto"/>
               <w:jc w:val="left"/>
             </w:pPr>
@@ -2265,6 +2310,7 @@
           </w:tcPr>
           <w:p>
             <w:pPr>
+              <w:keepNext w:val="false"/>
               <w:spacing w:after="0" w:before="0" w:line="240" w:lineRule="auto"/>
               <w:jc w:val="left"/>
             </w:pPr>
@@ -2301,6 +2347,7 @@
           </w:tcPr>
           <w:p>
             <w:pPr>
+              <w:keepNext w:val="false"/>
               <w:spacing w:after="0" w:before="0" w:line="240" w:lineRule="auto"/>
               <w:jc w:val="left"/>
             </w:pPr>
@@ -2337,6 +2384,7 @@
           </w:tcPr>
           <w:p>
             <w:pPr>
+              <w:keepNext w:val="false"/>
               <w:spacing w:after="0" w:before="0" w:line="240" w:lineRule="auto"/>
               <w:jc w:val="left"/>
             </w:pPr>
@@ -2379,6 +2427,7 @@
           </w:tcPr>
           <w:p>
             <w:pPr>
+              <w:keepNext w:val="false"/>
               <w:spacing w:after="0" w:before="0" w:line="240" w:lineRule="auto"/>
               <w:jc w:val="left"/>
             </w:pPr>
@@ -2415,6 +2464,7 @@
           </w:tcPr>
           <w:p>
             <w:pPr>
+              <w:keepNext w:val="false"/>
               <w:spacing w:after="0" w:before="0" w:line="240" w:lineRule="auto"/>
               <w:jc w:val="left"/>
             </w:pPr>
@@ -2451,6 +2501,7 @@
           </w:tcPr>
           <w:p>
             <w:pPr>
+              <w:keepNext w:val="false"/>
               <w:spacing w:after="0" w:before="0" w:line="240" w:lineRule="auto"/>
               <w:jc w:val="left"/>
             </w:pPr>
@@ -2493,6 +2544,7 @@
           </w:tcPr>
           <w:p>
             <w:pPr>
+              <w:keepNext w:val="false"/>
               <w:spacing w:after="0" w:before="0" w:line="240" w:lineRule="auto"/>
               <w:jc w:val="left"/>
             </w:pPr>
@@ -2529,6 +2581,7 @@
           </w:tcPr>
           <w:p>
             <w:pPr>
+              <w:keepNext w:val="false"/>
               <w:spacing w:after="0" w:before="0" w:line="240" w:lineRule="auto"/>
               <w:jc w:val="left"/>
             </w:pPr>
@@ -2565,6 +2618,7 @@
           </w:tcPr>
           <w:p>
             <w:pPr>
+              <w:keepNext w:val="false"/>
               <w:spacing w:after="0" w:before="0" w:line="240" w:lineRule="auto"/>
               <w:jc w:val="left"/>
             </w:pPr>
@@ -2607,6 +2661,7 @@
           </w:tcPr>
           <w:p>
             <w:pPr>
+              <w:keepNext w:val="false"/>
               <w:spacing w:after="0" w:before="0" w:line="240" w:lineRule="auto"/>
               <w:jc w:val="left"/>
             </w:pPr>
@@ -2643,6 +2698,7 @@
           </w:tcPr>
           <w:p>
             <w:pPr>
+              <w:keepNext w:val="false"/>
               <w:spacing w:after="0" w:before="0" w:line="240" w:lineRule="auto"/>
               <w:jc w:val="left"/>
             </w:pPr>
@@ -2679,6 +2735,7 @@
           </w:tcPr>
           <w:p>
             <w:pPr>
+              <w:keepNext w:val="false"/>
               <w:spacing w:after="0" w:before="0" w:line="240" w:lineRule="auto"/>
               <w:jc w:val="left"/>
             </w:pPr>
@@ -2721,6 +2778,7 @@
           </w:tcPr>
           <w:p>
             <w:pPr>
+              <w:keepNext w:val="false"/>
               <w:spacing w:after="0" w:before="0" w:line="240" w:lineRule="auto"/>
               <w:jc w:val="left"/>
             </w:pPr>
@@ -2757,6 +2815,7 @@
           </w:tcPr>
           <w:p>
             <w:pPr>
+              <w:keepNext w:val="false"/>
               <w:spacing w:after="0" w:before="0" w:line="240" w:lineRule="auto"/>
               <w:jc w:val="left"/>
             </w:pPr>
@@ -2793,6 +2852,7 @@
           </w:tcPr>
           <w:p>
             <w:pPr>
+              <w:keepNext w:val="false"/>
               <w:spacing w:after="0" w:before="0" w:line="240" w:lineRule="auto"/>
               <w:jc w:val="left"/>
             </w:pPr>
@@ -2952,6 +3012,7 @@
           </w:tcPr>
           <w:p>
             <w:pPr>
+              <w:keepNext/>
               <w:spacing w:after="0" w:before="0" w:line="240" w:lineRule="auto"/>
               <w:jc w:val="center"/>
             </w:pPr>
@@ -2989,6 +3050,7 @@
           </w:tcPr>
           <w:p>
             <w:pPr>
+              <w:keepNext/>
               <w:spacing w:after="0" w:before="0" w:line="240" w:lineRule="auto"/>
               <w:jc w:val="center"/>
             </w:pPr>
@@ -3026,6 +3088,7 @@
           </w:tcPr>
           <w:p>
             <w:pPr>
+              <w:keepNext/>
               <w:spacing w:after="0" w:before="0" w:line="240" w:lineRule="auto"/>
               <w:jc w:val="center"/>
             </w:pPr>
@@ -3063,6 +3126,7 @@
           </w:tcPr>
           <w:p>
             <w:pPr>
+              <w:keepNext/>
               <w:spacing w:after="0" w:before="0" w:line="240" w:lineRule="auto"/>
               <w:jc w:val="center"/>
             </w:pPr>
@@ -3105,6 +3169,7 @@
           </w:tcPr>
           <w:p>
             <w:pPr>
+              <w:keepNext/>
               <w:spacing w:after="0" w:before="0" w:line="240" w:lineRule="auto"/>
               <w:jc w:val="left"/>
             </w:pPr>
@@ -3141,6 +3206,7 @@
           </w:tcPr>
           <w:p>
             <w:pPr>
+              <w:keepNext/>
               <w:spacing w:after="0" w:before="0" w:line="240" w:lineRule="auto"/>
               <w:jc w:val="left"/>
             </w:pPr>
@@ -3177,6 +3243,7 @@
           </w:tcPr>
           <w:p>
             <w:pPr>
+              <w:keepNext/>
               <w:spacing w:after="0" w:before="0" w:line="240" w:lineRule="auto"/>
               <w:jc w:val="left"/>
             </w:pPr>
@@ -3262,6 +3329,7 @@
           </w:tcPr>
           <w:p>
             <w:pPr>
+              <w:keepNext/>
               <w:spacing w:after="0" w:before="0" w:line="240" w:lineRule="auto"/>
               <w:jc w:val="left"/>
             </w:pPr>
@@ -3316,6 +3384,7 @@
           </w:tcPr>
           <w:p>
             <w:pPr>
+              <w:keepNext/>
               <w:spacing w:after="0" w:before="0" w:line="240" w:lineRule="auto"/>
               <w:jc w:val="left"/>
             </w:pPr>
@@ -3352,6 +3421,7 @@
           </w:tcPr>
           <w:p>
             <w:pPr>
+              <w:keepNext/>
               <w:spacing w:after="0" w:before="0" w:line="240" w:lineRule="auto"/>
               <w:jc w:val="left"/>
             </w:pPr>
@@ -3388,6 +3458,7 @@
           </w:tcPr>
           <w:p>
             <w:pPr>
+              <w:keepNext/>
               <w:spacing w:after="0" w:before="0" w:line="240" w:lineRule="auto"/>
               <w:jc w:val="left"/>
             </w:pPr>
@@ -3474,6 +3545,7 @@
           </w:tcPr>
           <w:p>
             <w:pPr>
+              <w:keepNext/>
               <w:spacing w:after="0" w:before="0" w:line="240" w:lineRule="auto"/>
               <w:jc w:val="left"/>
             </w:pPr>
@@ -3552,6 +3624,7 @@
           </w:tcPr>
           <w:p>
             <w:pPr>
+              <w:keepNext/>
               <w:spacing w:after="0" w:before="0" w:line="240" w:lineRule="auto"/>
               <w:jc w:val="left"/>
             </w:pPr>
@@ -3588,6 +3661,7 @@
           </w:tcPr>
           <w:p>
             <w:pPr>
+              <w:keepNext/>
               <w:spacing w:after="0" w:before="0" w:line="240" w:lineRule="auto"/>
               <w:jc w:val="left"/>
             </w:pPr>
@@ -3624,6 +3698,7 @@
           </w:tcPr>
           <w:p>
             <w:pPr>
+              <w:keepNext/>
               <w:spacing w:after="0" w:before="0" w:line="240" w:lineRule="auto"/>
               <w:jc w:val="left"/>
             </w:pPr>
@@ -3660,6 +3735,7 @@
           </w:tcPr>
           <w:p>
             <w:pPr>
+              <w:keepNext/>
               <w:spacing w:after="0" w:before="0" w:line="240" w:lineRule="auto"/>
               <w:jc w:val="left"/>
             </w:pPr>
@@ -3738,6 +3814,7 @@
           </w:tcPr>
           <w:p>
             <w:pPr>
+              <w:keepNext w:val="false"/>
               <w:spacing w:after="0" w:before="0" w:line="240" w:lineRule="auto"/>
               <w:jc w:val="left"/>
             </w:pPr>
@@ -3774,6 +3851,7 @@
           </w:tcPr>
           <w:p>
             <w:pPr>
+              <w:keepNext w:val="false"/>
               <w:spacing w:after="0" w:before="0" w:line="240" w:lineRule="auto"/>
               <w:jc w:val="left"/>
             </w:pPr>
@@ -3810,6 +3888,7 @@
           </w:tcPr>
           <w:p>
             <w:pPr>
+              <w:keepNext w:val="false"/>
               <w:spacing w:after="0" w:before="0" w:line="240" w:lineRule="auto"/>
               <w:jc w:val="left"/>
             </w:pPr>
@@ -3846,6 +3925,7 @@
           </w:tcPr>
           <w:p>
             <w:pPr>
+              <w:keepNext w:val="false"/>
               <w:spacing w:after="0" w:before="0" w:line="240" w:lineRule="auto"/>
               <w:jc w:val="left"/>
             </w:pPr>
@@ -3990,6 +4070,7 @@
           </w:tcPr>
           <w:p>
             <w:pPr>
+              <w:keepNext/>
               <w:spacing w:after="0" w:before="0" w:line="240" w:lineRule="auto"/>
               <w:jc w:val="center"/>
             </w:pPr>
@@ -4027,6 +4108,7 @@
           </w:tcPr>
           <w:p>
             <w:pPr>
+              <w:keepNext/>
               <w:spacing w:after="0" w:before="0" w:line="240" w:lineRule="auto"/>
               <w:jc w:val="center"/>
             </w:pPr>
@@ -4064,6 +4146,7 @@
           </w:tcPr>
           <w:p>
             <w:pPr>
+              <w:keepNext/>
               <w:spacing w:after="0" w:before="0" w:line="240" w:lineRule="auto"/>
               <w:jc w:val="center"/>
             </w:pPr>
@@ -4101,6 +4184,7 @@
           </w:tcPr>
           <w:p>
             <w:pPr>
+              <w:keepNext/>
               <w:spacing w:after="0" w:before="0" w:line="240" w:lineRule="auto"/>
               <w:jc w:val="center"/>
             </w:pPr>
@@ -4143,6 +4227,7 @@
           </w:tcPr>
           <w:p>
             <w:pPr>
+              <w:keepNext/>
               <w:spacing w:after="0" w:before="0" w:line="240" w:lineRule="auto"/>
               <w:jc w:val="left"/>
             </w:pPr>
@@ -4179,6 +4264,7 @@
           </w:tcPr>
           <w:p>
             <w:pPr>
+              <w:keepNext/>
               <w:spacing w:after="0" w:before="0" w:line="240" w:lineRule="auto"/>
               <w:jc w:val="left"/>
             </w:pPr>
@@ -4216,6 +4302,7 @@
           </w:tcPr>
           <w:p>
             <w:pPr>
+              <w:keepNext/>
               <w:spacing w:after="0" w:before="0" w:line="240" w:lineRule="auto"/>
               <w:jc w:val="left"/>
             </w:pPr>
@@ -4253,6 +4340,7 @@
           </w:tcPr>
           <w:p>
             <w:pPr>
+              <w:keepNext/>
               <w:spacing w:after="0" w:before="0" w:line="240" w:lineRule="auto"/>
               <w:jc w:val="left"/>
             </w:pPr>
@@ -4295,6 +4383,7 @@
           </w:tcPr>
           <w:p>
             <w:pPr>
+              <w:keepNext/>
               <w:spacing w:after="0" w:before="0" w:line="240" w:lineRule="auto"/>
               <w:jc w:val="left"/>
             </w:pPr>
@@ -4331,6 +4420,7 @@
           </w:tcPr>
           <w:p>
             <w:pPr>
+              <w:keepNext/>
               <w:spacing w:after="0" w:before="0" w:line="240" w:lineRule="auto"/>
               <w:jc w:val="left"/>
             </w:pPr>
@@ -4368,6 +4458,7 @@
           </w:tcPr>
           <w:p>
             <w:pPr>
+              <w:keepNext/>
               <w:spacing w:after="0" w:before="0" w:line="240" w:lineRule="auto"/>
               <w:jc w:val="left"/>
             </w:pPr>
@@ -4392,6 +4483,7 @@
           </w:tcPr>
           <w:p>
             <w:pPr>
+              <w:keepNext/>
               <w:spacing w:after="0" w:before="0" w:line="240" w:lineRule="auto"/>
               <w:jc w:val="left"/>
             </w:pPr>
@@ -4434,6 +4526,7 @@
           </w:tcPr>
           <w:p>
             <w:pPr>
+              <w:keepNext/>
               <w:spacing w:after="0" w:before="0" w:line="240" w:lineRule="auto"/>
               <w:jc w:val="left"/>
             </w:pPr>
@@ -4470,6 +4563,7 @@
           </w:tcPr>
           <w:p>
             <w:pPr>
+              <w:keepNext/>
               <w:spacing w:after="0" w:before="0" w:line="240" w:lineRule="auto"/>
               <w:jc w:val="left"/>
             </w:pPr>
@@ -4507,6 +4601,7 @@
           </w:tcPr>
           <w:p>
             <w:pPr>
+              <w:keepNext/>
               <w:spacing w:after="0" w:before="0" w:line="240" w:lineRule="auto"/>
               <w:jc w:val="left"/>
             </w:pPr>
@@ -4531,6 +4626,7 @@
           </w:tcPr>
           <w:p>
             <w:pPr>
+              <w:keepNext/>
               <w:spacing w:after="0" w:before="0" w:line="240" w:lineRule="auto"/>
               <w:jc w:val="left"/>
             </w:pPr>
@@ -4573,6 +4669,7 @@
           </w:tcPr>
           <w:p>
             <w:pPr>
+              <w:keepNext/>
               <w:spacing w:after="0" w:before="0" w:line="240" w:lineRule="auto"/>
               <w:jc w:val="left"/>
             </w:pPr>
@@ -4609,6 +4706,7 @@
           </w:tcPr>
           <w:p>
             <w:pPr>
+              <w:keepNext/>
               <w:spacing w:after="0" w:before="0" w:line="240" w:lineRule="auto"/>
               <w:jc w:val="left"/>
             </w:pPr>
@@ -4646,6 +4744,7 @@
           </w:tcPr>
           <w:p>
             <w:pPr>
+              <w:keepNext/>
               <w:spacing w:after="0" w:before="0" w:line="240" w:lineRule="auto"/>
               <w:jc w:val="left"/>
             </w:pPr>
@@ -4670,6 +4769,7 @@
           </w:tcPr>
           <w:p>
             <w:pPr>
+              <w:keepNext/>
               <w:spacing w:after="0" w:before="0" w:line="240" w:lineRule="auto"/>
               <w:jc w:val="left"/>
             </w:pPr>
@@ -4712,6 +4812,7 @@
           </w:tcPr>
           <w:p>
             <w:pPr>
+              <w:keepNext/>
               <w:spacing w:after="0" w:before="0" w:line="240" w:lineRule="auto"/>
               <w:jc w:val="left"/>
             </w:pPr>
@@ -4748,6 +4849,7 @@
           </w:tcPr>
           <w:p>
             <w:pPr>
+              <w:keepNext/>
               <w:spacing w:after="0" w:before="0" w:line="240" w:lineRule="auto"/>
               <w:jc w:val="left"/>
             </w:pPr>
@@ -4785,6 +4887,7 @@
           </w:tcPr>
           <w:p>
             <w:pPr>
+              <w:keepNext/>
               <w:spacing w:after="0" w:before="0" w:line="240" w:lineRule="auto"/>
               <w:jc w:val="left"/>
             </w:pPr>
@@ -4809,6 +4912,7 @@
           </w:tcPr>
           <w:p>
             <w:pPr>
+              <w:keepNext/>
               <w:spacing w:after="0" w:before="0" w:line="240" w:lineRule="auto"/>
               <w:jc w:val="left"/>
             </w:pPr>
@@ -4851,6 +4955,7 @@
           </w:tcPr>
           <w:p>
             <w:pPr>
+              <w:keepNext/>
               <w:spacing w:after="0" w:before="0" w:line="240" w:lineRule="auto"/>
               <w:jc w:val="left"/>
             </w:pPr>
@@ -4887,6 +4992,7 @@
           </w:tcPr>
           <w:p>
             <w:pPr>
+              <w:keepNext/>
               <w:spacing w:after="0" w:before="0" w:line="240" w:lineRule="auto"/>
               <w:jc w:val="left"/>
             </w:pPr>
@@ -4924,6 +5030,7 @@
           </w:tcPr>
           <w:p>
             <w:pPr>
+              <w:keepNext/>
               <w:spacing w:after="0" w:before="0" w:line="240" w:lineRule="auto"/>
               <w:jc w:val="left"/>
             </w:pPr>
@@ -4948,6 +5055,7 @@
           </w:tcPr>
           <w:p>
             <w:pPr>
+              <w:keepNext/>
               <w:spacing w:after="0" w:before="0" w:line="240" w:lineRule="auto"/>
               <w:jc w:val="left"/>
             </w:pPr>
@@ -4990,6 +5098,7 @@
           </w:tcPr>
           <w:p>
             <w:pPr>
+              <w:keepNext w:val="false"/>
               <w:spacing w:after="0" w:before="0" w:line="240" w:lineRule="auto"/>
               <w:jc w:val="left"/>
             </w:pPr>
@@ -5026,6 +5135,7 @@
           </w:tcPr>
           <w:p>
             <w:pPr>
+              <w:keepNext w:val="false"/>
               <w:spacing w:after="0" w:before="0" w:line="240" w:lineRule="auto"/>
               <w:jc w:val="left"/>
             </w:pPr>
@@ -5063,6 +5173,7 @@
           </w:tcPr>
           <w:p>
             <w:pPr>
+              <w:keepNext w:val="false"/>
               <w:spacing w:after="0" w:before="0" w:line="240" w:lineRule="auto"/>
               <w:jc w:val="left"/>
             </w:pPr>
@@ -5087,6 +5198,7 @@
           </w:tcPr>
           <w:p>
             <w:pPr>
+              <w:keepNext w:val="false"/>
               <w:spacing w:after="0" w:before="0" w:line="240" w:lineRule="auto"/>
               <w:jc w:val="left"/>
             </w:pPr>
@@ -5408,6 +5520,7 @@
           </w:tcPr>
           <w:p>
             <w:pPr>
+              <w:keepNext/>
               <w:spacing w:after="0" w:before="0" w:line="240" w:lineRule="auto"/>
               <w:jc w:val="center"/>
             </w:pPr>
@@ -5445,6 +5558,7 @@
           </w:tcPr>
           <w:p>
             <w:pPr>
+              <w:keepNext/>
               <w:spacing w:after="0" w:before="0" w:line="240" w:lineRule="auto"/>
               <w:jc w:val="center"/>
             </w:pPr>
@@ -5482,6 +5596,7 @@
           </w:tcPr>
           <w:p>
             <w:pPr>
+              <w:keepNext/>
               <w:spacing w:after="0" w:before="0" w:line="240" w:lineRule="auto"/>
               <w:jc w:val="center"/>
             </w:pPr>
@@ -5519,6 +5634,7 @@
           </w:tcPr>
           <w:p>
             <w:pPr>
+              <w:keepNext/>
               <w:spacing w:after="0" w:before="0" w:line="240" w:lineRule="auto"/>
               <w:jc w:val="center"/>
             </w:pPr>
@@ -5556,6 +5672,7 @@
           </w:tcPr>
           <w:p>
             <w:pPr>
+              <w:keepNext/>
               <w:spacing w:after="0" w:before="0" w:line="240" w:lineRule="auto"/>
               <w:jc w:val="center"/>
             </w:pPr>
@@ -5598,6 +5715,7 @@
           </w:tcPr>
           <w:p>
             <w:pPr>
+              <w:keepNext/>
               <w:spacing w:after="0" w:before="0" w:line="240" w:lineRule="auto"/>
               <w:jc w:val="left"/>
             </w:pPr>
@@ -5634,6 +5752,7 @@
           </w:tcPr>
           <w:p>
             <w:pPr>
+              <w:keepNext/>
               <w:spacing w:after="0" w:before="0" w:line="240" w:lineRule="auto"/>
               <w:jc w:val="left"/>
             </w:pPr>
@@ -5720,6 +5839,7 @@
           </w:tcPr>
           <w:p>
             <w:pPr>
+              <w:keepNext/>
               <w:spacing w:after="0" w:before="0" w:line="240" w:lineRule="auto"/>
               <w:jc w:val="left"/>
             </w:pPr>
@@ -5756,6 +5876,7 @@
           </w:tcPr>
           <w:p>
             <w:pPr>
+              <w:keepNext/>
               <w:spacing w:after="0" w:before="0" w:line="240" w:lineRule="auto"/>
               <w:jc w:val="left"/>
             </w:pPr>
@@ -5792,6 +5913,7 @@
           </w:tcPr>
           <w:p>
             <w:pPr>
+              <w:keepNext/>
               <w:spacing w:after="0" w:before="0" w:line="240" w:lineRule="auto"/>
               <w:jc w:val="left"/>
             </w:pPr>
@@ -5834,6 +5956,7 @@
           </w:tcPr>
           <w:p>
             <w:pPr>
+              <w:keepNext/>
               <w:spacing w:after="0" w:before="0" w:line="240" w:lineRule="auto"/>
               <w:jc w:val="left"/>
             </w:pPr>
@@ -5870,6 +5993,7 @@
           </w:tcPr>
           <w:p>
             <w:pPr>
+              <w:keepNext/>
               <w:spacing w:after="0" w:before="0" w:line="240" w:lineRule="auto"/>
               <w:jc w:val="left"/>
             </w:pPr>
@@ -5906,6 +6030,7 @@
           </w:tcPr>
           <w:p>
             <w:pPr>
+              <w:keepNext/>
               <w:spacing w:after="0" w:before="0" w:line="240" w:lineRule="auto"/>
               <w:jc w:val="left"/>
             </w:pPr>
@@ -5942,6 +6067,7 @@
           </w:tcPr>
           <w:p>
             <w:pPr>
+              <w:keepNext/>
               <w:spacing w:after="0" w:before="0" w:line="240" w:lineRule="auto"/>
               <w:jc w:val="left"/>
             </w:pPr>
@@ -6003,6 +6129,7 @@
           </w:tcPr>
           <w:p>
             <w:pPr>
+              <w:keepNext/>
               <w:spacing w:after="0" w:before="0" w:line="240" w:lineRule="auto"/>
               <w:jc w:val="left"/>
             </w:pPr>
@@ -6045,6 +6172,7 @@
           </w:tcPr>
           <w:p>
             <w:pPr>
+              <w:keepNext/>
               <w:spacing w:after="0" w:before="0" w:line="240" w:lineRule="auto"/>
               <w:jc w:val="left"/>
             </w:pPr>
@@ -6081,6 +6209,7 @@
           </w:tcPr>
           <w:p>
             <w:pPr>
+              <w:keepNext/>
               <w:spacing w:after="0" w:before="0" w:line="240" w:lineRule="auto"/>
               <w:jc w:val="left"/>
             </w:pPr>
@@ -6141,6 +6270,7 @@
           </w:tcPr>
           <w:p>
             <w:pPr>
+              <w:keepNext/>
               <w:spacing w:after="0" w:before="0" w:line="240" w:lineRule="auto"/>
               <w:jc w:val="left"/>
             </w:pPr>
@@ -6177,6 +6307,7 @@
           </w:tcPr>
           <w:p>
             <w:pPr>
+              <w:keepNext/>
               <w:spacing w:after="0" w:before="0" w:line="240" w:lineRule="auto"/>
               <w:jc w:val="left"/>
             </w:pPr>
@@ -6213,6 +6344,7 @@
           </w:tcPr>
           <w:p>
             <w:pPr>
+              <w:keepNext/>
               <w:spacing w:after="0" w:before="0" w:line="240" w:lineRule="auto"/>
               <w:jc w:val="left"/>
             </w:pPr>
@@ -6255,6 +6387,7 @@
           </w:tcPr>
           <w:p>
             <w:pPr>
+              <w:keepNext/>
               <w:spacing w:after="0" w:before="0" w:line="240" w:lineRule="auto"/>
               <w:jc w:val="left"/>
             </w:pPr>
@@ -6291,6 +6424,7 @@
           </w:tcPr>
           <w:p>
             <w:pPr>
+              <w:keepNext/>
               <w:spacing w:after="0" w:before="0" w:line="240" w:lineRule="auto"/>
               <w:jc w:val="left"/>
             </w:pPr>
@@ -6327,6 +6461,7 @@
           </w:tcPr>
           <w:p>
             <w:pPr>
+              <w:keepNext/>
               <w:spacing w:after="0" w:before="0" w:line="240" w:lineRule="auto"/>
               <w:jc w:val="left"/>
             </w:pPr>
@@ -6363,6 +6498,7 @@
           </w:tcPr>
           <w:p>
             <w:pPr>
+              <w:keepNext/>
               <w:spacing w:after="0" w:before="0" w:line="240" w:lineRule="auto"/>
               <w:jc w:val="left"/>
             </w:pPr>
@@ -6399,6 +6535,7 @@
           </w:tcPr>
           <w:p>
             <w:pPr>
+              <w:keepNext/>
               <w:spacing w:after="0" w:before="0" w:line="240" w:lineRule="auto"/>
               <w:jc w:val="left"/>
             </w:pPr>
@@ -6441,6 +6578,7 @@
           </w:tcPr>
           <w:p>
             <w:pPr>
+              <w:keepNext/>
               <w:spacing w:after="0" w:before="0" w:line="240" w:lineRule="auto"/>
               <w:jc w:val="left"/>
             </w:pPr>
@@ -6477,6 +6615,7 @@
           </w:tcPr>
           <w:p>
             <w:pPr>
+              <w:keepNext/>
               <w:spacing w:after="0" w:before="0" w:line="240" w:lineRule="auto"/>
               <w:jc w:val="left"/>
             </w:pPr>
@@ -6513,6 +6652,7 @@
           </w:tcPr>
           <w:p>
             <w:pPr>
+              <w:keepNext/>
               <w:spacing w:after="0" w:before="0" w:line="240" w:lineRule="auto"/>
               <w:jc w:val="left"/>
             </w:pPr>
@@ -6549,6 +6689,7 @@
           </w:tcPr>
           <w:p>
             <w:pPr>
+              <w:keepNext/>
               <w:spacing w:after="0" w:before="0" w:line="240" w:lineRule="auto"/>
               <w:jc w:val="left"/>
             </w:pPr>
@@ -6585,6 +6726,7 @@
           </w:tcPr>
           <w:p>
             <w:pPr>
+              <w:keepNext/>
               <w:spacing w:after="0" w:before="0" w:line="240" w:lineRule="auto"/>
               <w:jc w:val="left"/>
             </w:pPr>
@@ -6627,6 +6769,7 @@
           </w:tcPr>
           <w:p>
             <w:pPr>
+              <w:keepNext/>
               <w:spacing w:after="0" w:before="0" w:line="240" w:lineRule="auto"/>
               <w:jc w:val="left"/>
             </w:pPr>
@@ -6663,6 +6806,7 @@
           </w:tcPr>
           <w:p>
             <w:pPr>
+              <w:keepNext/>
               <w:spacing w:after="0" w:before="0" w:line="240" w:lineRule="auto"/>
               <w:jc w:val="left"/>
             </w:pPr>
@@ -6724,6 +6868,7 @@
           </w:tcPr>
           <w:p>
             <w:pPr>
+              <w:keepNext/>
               <w:spacing w:after="0" w:before="0" w:line="240" w:lineRule="auto"/>
               <w:jc w:val="left"/>
             </w:pPr>
@@ -6760,6 +6905,7 @@
           </w:tcPr>
           <w:p>
             <w:pPr>
+              <w:keepNext/>
               <w:spacing w:after="0" w:before="0" w:line="240" w:lineRule="auto"/>
               <w:jc w:val="left"/>
             </w:pPr>
@@ -6784,6 +6930,7 @@
           </w:tcPr>
           <w:p>
             <w:pPr>
+              <w:keepNext/>
               <w:spacing w:after="0" w:before="0" w:line="240" w:lineRule="auto"/>
               <w:jc w:val="left"/>
             </w:pPr>
@@ -6826,6 +6973,7 @@
           </w:tcPr>
           <w:p>
             <w:pPr>
+              <w:keepNext w:val="false"/>
               <w:spacing w:after="0" w:before="0" w:line="240" w:lineRule="auto"/>
               <w:jc w:val="left"/>
             </w:pPr>
@@ -6862,6 +7010,7 @@
           </w:tcPr>
           <w:p>
             <w:pPr>
+              <w:keepNext w:val="false"/>
               <w:spacing w:after="0" w:before="0" w:line="240" w:lineRule="auto"/>
               <w:jc w:val="left"/>
             </w:pPr>
@@ -6898,6 +7047,7 @@
           </w:tcPr>
           <w:p>
             <w:pPr>
+              <w:keepNext w:val="false"/>
               <w:spacing w:after="0" w:before="0" w:line="240" w:lineRule="auto"/>
               <w:jc w:val="left"/>
             </w:pPr>
@@ -6934,6 +7084,7 @@
           </w:tcPr>
           <w:p>
             <w:pPr>
+              <w:keepNext w:val="false"/>
               <w:spacing w:after="0" w:before="0" w:line="240" w:lineRule="auto"/>
               <w:jc w:val="left"/>
             </w:pPr>
@@ -6958,6 +7109,7 @@
           </w:tcPr>
           <w:p>
             <w:pPr>
+              <w:keepNext w:val="false"/>
               <w:spacing w:after="0" w:before="0" w:line="240" w:lineRule="auto"/>
               <w:jc w:val="left"/>
             </w:pPr>
@@ -7048,6 +7200,7 @@
           </w:tcPr>
           <w:p>
             <w:pPr>
+              <w:keepNext w:val="false"/>
               <w:spacing w:after="0" w:before="0" w:line="240" w:lineRule="auto"/>
               <w:jc w:val="center"/>
             </w:pPr>
@@ -7085,6 +7238,7 @@
           </w:tcPr>
           <w:p>
             <w:pPr>
+              <w:keepNext w:val="false"/>
               <w:spacing w:after="0" w:before="0" w:line="240" w:lineRule="auto"/>
               <w:jc w:val="center"/>
             </w:pPr>
@@ -7122,6 +7276,7 @@
           </w:tcPr>
           <w:p>
             <w:pPr>
+              <w:keepNext w:val="false"/>
               <w:spacing w:after="0" w:before="0" w:line="240" w:lineRule="auto"/>
               <w:jc w:val="center"/>
             </w:pPr>
@@ -7159,6 +7314,7 @@
           </w:tcPr>
           <w:p>
             <w:pPr>
+              <w:keepNext w:val="false"/>
               <w:spacing w:after="0" w:before="0" w:line="240" w:lineRule="auto"/>
               <w:jc w:val="center"/>
             </w:pPr>
@@ -7196,6 +7352,7 @@
           </w:tcPr>
           <w:p>
             <w:pPr>
+              <w:keepNext w:val="false"/>
               <w:spacing w:after="0" w:before="0" w:line="240" w:lineRule="auto"/>
               <w:jc w:val="center"/>
             </w:pPr>
@@ -7238,6 +7395,7 @@
           </w:tcPr>
           <w:p>
             <w:pPr>
+              <w:keepNext w:val="false"/>
               <w:spacing w:after="0" w:before="0" w:line="240" w:lineRule="auto"/>
               <w:jc w:val="left"/>
             </w:pPr>
@@ -7274,6 +7432,7 @@
           </w:tcPr>
           <w:p>
             <w:pPr>
+              <w:keepNext w:val="false"/>
               <w:spacing w:after="0" w:before="0" w:line="240" w:lineRule="auto"/>
               <w:jc w:val="left"/>
             </w:pPr>
@@ -7310,6 +7469,7 @@
           </w:tcPr>
           <w:p>
             <w:pPr>
+              <w:keepNext w:val="false"/>
               <w:spacing w:after="0" w:before="0" w:line="240" w:lineRule="auto"/>
               <w:jc w:val="left"/>
             </w:pPr>
@@ -7346,6 +7506,7 @@
           </w:tcPr>
           <w:p>
             <w:pPr>
+              <w:keepNext w:val="false"/>
               <w:spacing w:after="0" w:before="0" w:line="240" w:lineRule="auto"/>
               <w:jc w:val="left"/>
             </w:pPr>
@@ -7382,6 +7543,7 @@
           </w:tcPr>
           <w:p>
             <w:pPr>
+              <w:keepNext w:val="false"/>
               <w:spacing w:after="0" w:before="0" w:line="240" w:lineRule="auto"/>
               <w:jc w:val="left"/>
             </w:pPr>
@@ -7424,6 +7586,7 @@
           </w:tcPr>
           <w:p>
             <w:pPr>
+              <w:keepNext w:val="false"/>
               <w:spacing w:after="0" w:before="0" w:line="240" w:lineRule="auto"/>
               <w:jc w:val="left"/>
             </w:pPr>
@@ -7460,6 +7623,7 @@
           </w:tcPr>
           <w:p>
             <w:pPr>
+              <w:keepNext w:val="false"/>
               <w:spacing w:after="0" w:before="0" w:line="240" w:lineRule="auto"/>
               <w:jc w:val="left"/>
             </w:pPr>
@@ -7496,6 +7660,7 @@
           </w:tcPr>
           <w:p>
             <w:pPr>
+              <w:keepNext w:val="false"/>
               <w:spacing w:after="0" w:before="0" w:line="240" w:lineRule="auto"/>
               <w:jc w:val="left"/>
             </w:pPr>
@@ -7532,6 +7697,7 @@
           </w:tcPr>
           <w:p>
             <w:pPr>
+              <w:keepNext w:val="false"/>
               <w:spacing w:after="0" w:before="0" w:line="240" w:lineRule="auto"/>
               <w:jc w:val="left"/>
             </w:pPr>
@@ -7556,6 +7722,7 @@
           </w:tcPr>
           <w:p>
             <w:pPr>
+              <w:keepNext w:val="false"/>
               <w:spacing w:after="0" w:before="0" w:line="240" w:lineRule="auto"/>
               <w:jc w:val="left"/>
             </w:pPr>
@@ -7598,6 +7765,7 @@
           </w:tcPr>
           <w:p>
             <w:pPr>
+              <w:keepNext w:val="false"/>
               <w:spacing w:after="0" w:before="0" w:line="240" w:lineRule="auto"/>
               <w:jc w:val="left"/>
             </w:pPr>
@@ -7634,6 +7802,7 @@
           </w:tcPr>
           <w:p>
             <w:pPr>
+              <w:keepNext w:val="false"/>
               <w:spacing w:after="0" w:before="0" w:line="240" w:lineRule="auto"/>
               <w:jc w:val="left"/>
             </w:pPr>
@@ -7670,6 +7839,7 @@
           </w:tcPr>
           <w:p>
             <w:pPr>
+              <w:keepNext w:val="false"/>
               <w:spacing w:after="0" w:before="0" w:line="240" w:lineRule="auto"/>
               <w:jc w:val="left"/>
             </w:pPr>
@@ -7706,6 +7876,7 @@
           </w:tcPr>
           <w:p>
             <w:pPr>
+              <w:keepNext w:val="false"/>
               <w:spacing w:after="0" w:before="0" w:line="240" w:lineRule="auto"/>
               <w:jc w:val="left"/>
             </w:pPr>
@@ -7730,6 +7901,7 @@
           </w:tcPr>
           <w:p>
             <w:pPr>
+              <w:keepNext w:val="false"/>
               <w:spacing w:after="0" w:before="0" w:line="240" w:lineRule="auto"/>
               <w:jc w:val="left"/>
             </w:pPr>
@@ -7772,6 +7944,7 @@
           </w:tcPr>
           <w:p>
             <w:pPr>
+              <w:keepNext w:val="false"/>
               <w:spacing w:after="0" w:before="0" w:line="240" w:lineRule="auto"/>
               <w:jc w:val="left"/>
             </w:pPr>
@@ -7808,6 +7981,7 @@
           </w:tcPr>
           <w:p>
             <w:pPr>
+              <w:keepNext w:val="false"/>
               <w:spacing w:after="0" w:before="0" w:line="240" w:lineRule="auto"/>
               <w:jc w:val="left"/>
             </w:pPr>
@@ -7844,6 +8018,7 @@
           </w:tcPr>
           <w:p>
             <w:pPr>
+              <w:keepNext w:val="false"/>
               <w:spacing w:after="0" w:before="0" w:line="240" w:lineRule="auto"/>
               <w:jc w:val="left"/>
             </w:pPr>
@@ -7880,6 +8055,7 @@
           </w:tcPr>
           <w:p>
             <w:pPr>
+              <w:keepNext w:val="false"/>
               <w:spacing w:after="0" w:before="0" w:line="240" w:lineRule="auto"/>
               <w:jc w:val="left"/>
             </w:pPr>
@@ -7904,6 +8080,7 @@
           </w:tcPr>
           <w:p>
             <w:pPr>
+              <w:keepNext w:val="false"/>
               <w:spacing w:after="0" w:before="0" w:line="240" w:lineRule="auto"/>
               <w:jc w:val="left"/>
             </w:pPr>
@@ -7946,6 +8123,7 @@
           </w:tcPr>
           <w:p>
             <w:pPr>
+              <w:keepNext w:val="false"/>
               <w:spacing w:after="0" w:before="0" w:line="240" w:lineRule="auto"/>
               <w:jc w:val="left"/>
             </w:pPr>
@@ -7982,6 +8160,7 @@
           </w:tcPr>
           <w:p>
             <w:pPr>
+              <w:keepNext w:val="false"/>
               <w:spacing w:after="0" w:before="0" w:line="240" w:lineRule="auto"/>
               <w:jc w:val="left"/>
             </w:pPr>
@@ -8030,6 +8209,7 @@
           </w:tcPr>
           <w:p>
             <w:pPr>
+              <w:keepNext w:val="false"/>
               <w:spacing w:after="0" w:before="0" w:line="240" w:lineRule="auto"/>
               <w:jc w:val="left"/>
             </w:pPr>
@@ -8066,6 +8246,7 @@
           </w:tcPr>
           <w:p>
             <w:pPr>
+              <w:keepNext w:val="false"/>
               <w:spacing w:after="0" w:before="0" w:line="240" w:lineRule="auto"/>
               <w:jc w:val="left"/>
             </w:pPr>
@@ -8102,6 +8283,7 @@
           </w:tcPr>
           <w:p>
             <w:pPr>
+              <w:keepNext w:val="false"/>
               <w:spacing w:after="0" w:before="0" w:line="240" w:lineRule="auto"/>
               <w:jc w:val="left"/>
             </w:pPr>
@@ -8144,6 +8326,7 @@
           </w:tcPr>
           <w:p>
             <w:pPr>
+              <w:keepNext w:val="false"/>
               <w:spacing w:after="0" w:before="0" w:line="240" w:lineRule="auto"/>
               <w:jc w:val="left"/>
             </w:pPr>
@@ -8180,6 +8363,7 @@
           </w:tcPr>
           <w:p>
             <w:pPr>
+              <w:keepNext w:val="false"/>
               <w:spacing w:after="0" w:before="0" w:line="240" w:lineRule="auto"/>
               <w:jc w:val="left"/>
             </w:pPr>
@@ -8216,6 +8400,7 @@
           </w:tcPr>
           <w:p>
             <w:pPr>
+              <w:keepNext w:val="false"/>
               <w:spacing w:after="0" w:before="0" w:line="240" w:lineRule="auto"/>
               <w:jc w:val="left"/>
             </w:pPr>
@@ -8252,6 +8437,7 @@
           </w:tcPr>
           <w:p>
             <w:pPr>
+              <w:keepNext w:val="false"/>
               <w:spacing w:after="0" w:before="0" w:line="240" w:lineRule="auto"/>
               <w:jc w:val="left"/>
             </w:pPr>
@@ -8288,6 +8474,7 @@
           </w:tcPr>
           <w:p>
             <w:pPr>
+              <w:keepNext w:val="false"/>
               <w:spacing w:after="0" w:before="0" w:line="240" w:lineRule="auto"/>
               <w:jc w:val="left"/>
             </w:pPr>
@@ -8330,6 +8517,7 @@
           </w:tcPr>
           <w:p>
             <w:pPr>
+              <w:keepNext w:val="false"/>
               <w:spacing w:after="0" w:before="0" w:line="240" w:lineRule="auto"/>
               <w:jc w:val="left"/>
             </w:pPr>
@@ -8366,6 +8554,7 @@
           </w:tcPr>
           <w:p>
             <w:pPr>
+              <w:keepNext w:val="false"/>
               <w:spacing w:after="0" w:before="0" w:line="240" w:lineRule="auto"/>
               <w:jc w:val="left"/>
             </w:pPr>
@@ -8402,6 +8591,7 @@
           </w:tcPr>
           <w:p>
             <w:pPr>
+              <w:keepNext w:val="false"/>
               <w:spacing w:after="0" w:before="0" w:line="240" w:lineRule="auto"/>
               <w:jc w:val="left"/>
             </w:pPr>
@@ -8438,6 +8628,7 @@
           </w:tcPr>
           <w:p>
             <w:pPr>
+              <w:keepNext w:val="false"/>
               <w:spacing w:after="0" w:before="0" w:line="240" w:lineRule="auto"/>
               <w:jc w:val="left"/>
             </w:pPr>
@@ -8474,6 +8665,7 @@
           </w:tcPr>
           <w:p>
             <w:pPr>
+              <w:keepNext w:val="false"/>
               <w:spacing w:after="0" w:before="0" w:line="240" w:lineRule="auto"/>
               <w:jc w:val="left"/>
             </w:pPr>
@@ -8516,6 +8708,7 @@
           </w:tcPr>
           <w:p>
             <w:pPr>
+              <w:keepNext w:val="false"/>
               <w:spacing w:after="0" w:before="0" w:line="240" w:lineRule="auto"/>
               <w:jc w:val="left"/>
             </w:pPr>
@@ -8552,6 +8745,7 @@
           </w:tcPr>
           <w:p>
             <w:pPr>
+              <w:keepNext w:val="false"/>
               <w:spacing w:after="0" w:before="0" w:line="240" w:lineRule="auto"/>
               <w:jc w:val="left"/>
             </w:pPr>
@@ -8624,6 +8818,7 @@
           </w:tcPr>
           <w:p>
             <w:pPr>
+              <w:keepNext w:val="false"/>
               <w:spacing w:after="0" w:before="0" w:line="240" w:lineRule="auto"/>
               <w:jc w:val="left"/>
             </w:pPr>
@@ -8660,6 +8855,7 @@
           </w:tcPr>
           <w:p>
             <w:pPr>
+              <w:keepNext w:val="false"/>
               <w:spacing w:after="0" w:before="0" w:line="240" w:lineRule="auto"/>
               <w:jc w:val="left"/>
             </w:pPr>
@@ -8696,6 +8892,7 @@
           </w:tcPr>
           <w:p>
             <w:pPr>
+              <w:keepNext w:val="false"/>
               <w:spacing w:after="0" w:before="0" w:line="240" w:lineRule="auto"/>
               <w:jc w:val="left"/>
             </w:pPr>
@@ -8738,6 +8935,7 @@
           </w:tcPr>
           <w:p>
             <w:pPr>
+              <w:keepNext w:val="false"/>
               <w:spacing w:after="0" w:before="0" w:line="240" w:lineRule="auto"/>
               <w:jc w:val="left"/>
             </w:pPr>
@@ -8774,6 +8972,7 @@
           </w:tcPr>
           <w:p>
             <w:pPr>
+              <w:keepNext w:val="false"/>
               <w:spacing w:after="0" w:before="0" w:line="240" w:lineRule="auto"/>
               <w:jc w:val="left"/>
             </w:pPr>
@@ -8834,6 +9033,7 @@
           </w:tcPr>
           <w:p>
             <w:pPr>
+              <w:keepNext w:val="false"/>
               <w:spacing w:after="0" w:before="0" w:line="240" w:lineRule="auto"/>
               <w:jc w:val="left"/>
             </w:pPr>
@@ -8870,6 +9070,7 @@
           </w:tcPr>
           <w:p>
             <w:pPr>
+              <w:keepNext w:val="false"/>
               <w:spacing w:after="0" w:before="0" w:line="240" w:lineRule="auto"/>
               <w:jc w:val="left"/>
             </w:pPr>
@@ -8906,6 +9107,7 @@
           </w:tcPr>
           <w:p>
             <w:pPr>
+              <w:keepNext w:val="false"/>
               <w:spacing w:after="0" w:before="0" w:line="240" w:lineRule="auto"/>
               <w:jc w:val="left"/>
             </w:pPr>
@@ -8948,6 +9150,7 @@
           </w:tcPr>
           <w:p>
             <w:pPr>
+              <w:keepNext w:val="false"/>
               <w:spacing w:after="0" w:before="0" w:line="240" w:lineRule="auto"/>
               <w:jc w:val="left"/>
             </w:pPr>
@@ -8984,6 +9187,7 @@
           </w:tcPr>
           <w:p>
             <w:pPr>
+              <w:keepNext w:val="false"/>
               <w:spacing w:after="0" w:before="0" w:line="240" w:lineRule="auto"/>
               <w:jc w:val="left"/>
             </w:pPr>
@@ -9020,6 +9224,7 @@
           </w:tcPr>
           <w:p>
             <w:pPr>
+              <w:keepNext w:val="false"/>
               <w:spacing w:after="0" w:before="0" w:line="240" w:lineRule="auto"/>
               <w:jc w:val="left"/>
             </w:pPr>
@@ -9056,6 +9261,7 @@
           </w:tcPr>
           <w:p>
             <w:pPr>
+              <w:keepNext w:val="false"/>
               <w:spacing w:after="0" w:before="0" w:line="240" w:lineRule="auto"/>
               <w:jc w:val="left"/>
             </w:pPr>
@@ -9080,6 +9286,7 @@
           </w:tcPr>
           <w:p>
             <w:pPr>
+              <w:keepNext w:val="false"/>
               <w:spacing w:after="0" w:before="0" w:line="240" w:lineRule="auto"/>
               <w:jc w:val="left"/>
             </w:pPr>
@@ -9122,6 +9329,7 @@
           </w:tcPr>
           <w:p>
             <w:pPr>
+              <w:keepNext w:val="false"/>
               <w:spacing w:after="0" w:before="0" w:line="240" w:lineRule="auto"/>
               <w:jc w:val="left"/>
             </w:pPr>
@@ -9158,6 +9366,7 @@
           </w:tcPr>
           <w:p>
             <w:pPr>
+              <w:keepNext w:val="false"/>
               <w:spacing w:after="0" w:before="0" w:line="240" w:lineRule="auto"/>
               <w:jc w:val="left"/>
             </w:pPr>
@@ -9194,6 +9403,7 @@
           </w:tcPr>
           <w:p>
             <w:pPr>
+              <w:keepNext w:val="false"/>
               <w:spacing w:after="0" w:before="0" w:line="240" w:lineRule="auto"/>
               <w:jc w:val="left"/>
             </w:pPr>
@@ -9230,6 +9440,7 @@
           </w:tcPr>
           <w:p>
             <w:pPr>
+              <w:keepNext w:val="false"/>
               <w:spacing w:after="0" w:before="0" w:line="240" w:lineRule="auto"/>
               <w:jc w:val="left"/>
             </w:pPr>
@@ -9266,6 +9477,7 @@
           </w:tcPr>
           <w:p>
             <w:pPr>
+              <w:keepNext w:val="false"/>
               <w:spacing w:after="0" w:before="0" w:line="240" w:lineRule="auto"/>
               <w:jc w:val="left"/>
             </w:pPr>
@@ -9308,6 +9520,7 @@
           </w:tcPr>
           <w:p>
             <w:pPr>
+              <w:keepNext w:val="false"/>
               <w:spacing w:after="0" w:before="0" w:line="240" w:lineRule="auto"/>
               <w:jc w:val="left"/>
             </w:pPr>
@@ -9344,6 +9557,7 @@
           </w:tcPr>
           <w:p>
             <w:pPr>
+              <w:keepNext w:val="false"/>
               <w:spacing w:after="0" w:before="0" w:line="240" w:lineRule="auto"/>
               <w:jc w:val="left"/>
             </w:pPr>
@@ -9380,6 +9594,7 @@
           </w:tcPr>
           <w:p>
             <w:pPr>
+              <w:keepNext w:val="false"/>
               <w:spacing w:after="0" w:before="0" w:line="240" w:lineRule="auto"/>
               <w:jc w:val="left"/>
             </w:pPr>
@@ -9416,6 +9631,7 @@
           </w:tcPr>
           <w:p>
             <w:pPr>
+              <w:keepNext w:val="false"/>
               <w:spacing w:after="0" w:before="0" w:line="240" w:lineRule="auto"/>
               <w:jc w:val="left"/>
             </w:pPr>
@@ -9452,6 +9668,7 @@
           </w:tcPr>
           <w:p>
             <w:pPr>
+              <w:keepNext w:val="false"/>
               <w:spacing w:after="0" w:before="0" w:line="240" w:lineRule="auto"/>
               <w:jc w:val="left"/>
             </w:pPr>
@@ -10099,6 +10316,7 @@
           </w:tcPr>
           <w:p>
             <w:pPr>
+              <w:keepNext w:val="false"/>
               <w:spacing w:after="0" w:before="0" w:line="240" w:lineRule="auto"/>
               <w:jc w:val="center"/>
             </w:pPr>
@@ -10136,6 +10354,7 @@
           </w:tcPr>
           <w:p>
             <w:pPr>
+              <w:keepNext w:val="false"/>
               <w:spacing w:after="0" w:before="0" w:line="240" w:lineRule="auto"/>
               <w:jc w:val="center"/>
             </w:pPr>
@@ -10178,6 +10397,7 @@
           </w:tcPr>
           <w:p>
             <w:pPr>
+              <w:keepNext w:val="false"/>
               <w:spacing w:after="0" w:before="0" w:line="240" w:lineRule="auto"/>
               <w:jc w:val="left"/>
             </w:pPr>
@@ -10214,6 +10434,7 @@
           </w:tcPr>
           <w:p>
             <w:pPr>
+              <w:keepNext w:val="false"/>
               <w:spacing w:after="0" w:before="0" w:line="240" w:lineRule="auto"/>
               <w:jc w:val="left"/>
             </w:pPr>
@@ -10294,6 +10515,7 @@
           </w:tcPr>
           <w:p>
             <w:pPr>
+              <w:keepNext w:val="false"/>
               <w:spacing w:after="0" w:before="0" w:line="240" w:lineRule="auto"/>
               <w:jc w:val="left"/>
             </w:pPr>
@@ -10330,6 +10552,7 @@
           </w:tcPr>
           <w:p>
             <w:pPr>
+              <w:keepNext w:val="false"/>
               <w:spacing w:after="0" w:before="0" w:line="240" w:lineRule="auto"/>
               <w:jc w:val="left"/>
             </w:pPr>
@@ -10398,6 +10621,7 @@
           </w:tcPr>
           <w:p>
             <w:pPr>
+              <w:keepNext w:val="false"/>
               <w:spacing w:after="0" w:before="0" w:line="240" w:lineRule="auto"/>
               <w:jc w:val="left"/>
             </w:pPr>
@@ -10434,6 +10658,7 @@
           </w:tcPr>
           <w:p>
             <w:pPr>
+              <w:keepNext w:val="false"/>
               <w:spacing w:after="0" w:before="0" w:line="240" w:lineRule="auto"/>
               <w:jc w:val="left"/>
             </w:pPr>
@@ -10464,6 +10689,7 @@
           </w:tcPr>
           <w:p>
             <w:pPr>
+              <w:keepNext w:val="false"/>
               <w:spacing w:after="0" w:before="0" w:line="240" w:lineRule="auto"/>
               <w:jc w:val="left"/>
             </w:pPr>
@@ -10500,6 +10726,7 @@
           </w:tcPr>
           <w:p>
             <w:pPr>
+              <w:keepNext w:val="false"/>
               <w:spacing w:after="0" w:before="0" w:line="240" w:lineRule="auto"/>
               <w:jc w:val="left"/>
             </w:pPr>
@@ -10542,6 +10769,7 @@
           </w:tcPr>
           <w:p>
             <w:pPr>
+              <w:keepNext w:val="false"/>
               <w:spacing w:after="0" w:before="0" w:line="240" w:lineRule="auto"/>
               <w:jc w:val="left"/>
             </w:pPr>
@@ -10578,6 +10806,7 @@
           </w:tcPr>
           <w:p>
             <w:pPr>
+              <w:keepNext w:val="false"/>
               <w:spacing w:after="0" w:before="0" w:line="240" w:lineRule="auto"/>
               <w:jc w:val="left"/>
             </w:pPr>
@@ -10608,6 +10837,7 @@
           </w:tcPr>
           <w:p>
             <w:pPr>
+              <w:keepNext w:val="false"/>
               <w:spacing w:after="0" w:before="0" w:line="240" w:lineRule="auto"/>
               <w:jc w:val="left"/>
             </w:pPr>
@@ -10644,6 +10874,7 @@
           </w:tcPr>
           <w:p>
             <w:pPr>
+              <w:keepNext w:val="false"/>
               <w:spacing w:after="0" w:before="0" w:line="240" w:lineRule="auto"/>
               <w:jc w:val="left"/>
             </w:pPr>
@@ -10674,6 +10905,7 @@
           </w:tcPr>
           <w:p>
             <w:pPr>
+              <w:keepNext w:val="false"/>
               <w:spacing w:after="0" w:before="0" w:line="240" w:lineRule="auto"/>
               <w:jc w:val="left"/>
             </w:pPr>
@@ -10710,6 +10942,7 @@
           </w:tcPr>
           <w:p>
             <w:pPr>
+              <w:keepNext w:val="false"/>
               <w:spacing w:after="0" w:before="0" w:line="240" w:lineRule="auto"/>
               <w:jc w:val="left"/>
             </w:pPr>
@@ -10740,6 +10973,7 @@
           </w:tcPr>
           <w:p>
             <w:pPr>
+              <w:keepNext w:val="false"/>
               <w:spacing w:after="0" w:before="0" w:line="240" w:lineRule="auto"/>
               <w:jc w:val="left"/>
             </w:pPr>
@@ -10776,6 +11010,7 @@
           </w:tcPr>
           <w:p>
             <w:pPr>
+              <w:keepNext w:val="false"/>
               <w:spacing w:after="0" w:before="0" w:line="240" w:lineRule="auto"/>
               <w:jc w:val="left"/>
             </w:pPr>
@@ -10818,6 +11053,7 @@
           </w:tcPr>
           <w:p>
             <w:pPr>
+              <w:keepNext w:val="false"/>
               <w:spacing w:after="0" w:before="0" w:line="240" w:lineRule="auto"/>
               <w:jc w:val="left"/>
             </w:pPr>
@@ -10854,6 +11090,7 @@
           </w:tcPr>
           <w:p>
             <w:pPr>
+              <w:keepNext w:val="false"/>
               <w:spacing w:after="0" w:before="0" w:line="240" w:lineRule="auto"/>
               <w:jc w:val="left"/>
             </w:pPr>
@@ -10884,6 +11121,7 @@
           </w:tcPr>
           <w:p>
             <w:pPr>
+              <w:keepNext w:val="false"/>
               <w:spacing w:after="0" w:before="0" w:line="240" w:lineRule="auto"/>
               <w:jc w:val="left"/>
             </w:pPr>
@@ -10920,6 +11158,7 @@
           </w:tcPr>
           <w:p>
             <w:pPr>
+              <w:keepNext w:val="false"/>
               <w:spacing w:after="0" w:before="0" w:line="240" w:lineRule="auto"/>
               <w:jc w:val="left"/>
             </w:pPr>
@@ -10950,6 +11189,7 @@
           </w:tcPr>
           <w:p>
             <w:pPr>
+              <w:keepNext w:val="false"/>
               <w:spacing w:after="0" w:before="0" w:line="240" w:lineRule="auto"/>
               <w:jc w:val="left"/>
             </w:pPr>
@@ -10986,6 +11226,7 @@
           </w:tcPr>
           <w:p>
             <w:pPr>
+              <w:keepNext w:val="false"/>
               <w:spacing w:after="0" w:before="0" w:line="240" w:lineRule="auto"/>
               <w:jc w:val="left"/>
             </w:pPr>
@@ -11016,6 +11257,7 @@
           </w:tcPr>
           <w:p>
             <w:pPr>
+              <w:keepNext w:val="false"/>
               <w:spacing w:after="0" w:before="0" w:line="240" w:lineRule="auto"/>
               <w:jc w:val="left"/>
             </w:pPr>
@@ -11052,6 +11294,7 @@
           </w:tcPr>
           <w:p>
             <w:pPr>
+              <w:keepNext w:val="false"/>
               <w:spacing w:after="0" w:before="0" w:line="240" w:lineRule="auto"/>
               <w:jc w:val="left"/>
             </w:pPr>
@@ -11417,6 +11660,7 @@
           </w:tcPr>
           <w:p>
             <w:pPr>
+              <w:keepNext w:val="false"/>
               <w:spacing w:after="0" w:before="0" w:line="240" w:lineRule="auto"/>
               <w:jc w:val="center"/>
             </w:pPr>
@@ -11454,6 +11698,7 @@
           </w:tcPr>
           <w:p>
             <w:pPr>
+              <w:keepNext w:val="false"/>
               <w:spacing w:after="0" w:before="0" w:line="240" w:lineRule="auto"/>
               <w:jc w:val="center"/>
             </w:pPr>
@@ -11496,6 +11741,7 @@
           </w:tcPr>
           <w:p>
             <w:pPr>
+              <w:keepNext w:val="false"/>
               <w:spacing w:after="0" w:before="0" w:line="240" w:lineRule="auto"/>
               <w:jc w:val="left"/>
             </w:pPr>
@@ -11532,6 +11778,7 @@
           </w:tcPr>
           <w:p>
             <w:pPr>
+              <w:keepNext w:val="false"/>
               <w:spacing w:after="0" w:before="0" w:line="240" w:lineRule="auto"/>
               <w:jc w:val="left"/>
             </w:pPr>
@@ -11574,6 +11821,7 @@
           </w:tcPr>
           <w:p>
             <w:pPr>
+              <w:keepNext w:val="false"/>
               <w:spacing w:after="0" w:before="0" w:line="240" w:lineRule="auto"/>
               <w:jc w:val="left"/>
             </w:pPr>
@@ -11610,6 +11858,7 @@
           </w:tcPr>
           <w:p>
             <w:pPr>
+              <w:keepNext w:val="false"/>
               <w:spacing w:after="0" w:before="0" w:line="240" w:lineRule="auto"/>
               <w:jc w:val="left"/>
             </w:pPr>
@@ -11652,6 +11901,7 @@
           </w:tcPr>
           <w:p>
             <w:pPr>
+              <w:keepNext w:val="false"/>
               <w:spacing w:after="0" w:before="0" w:line="240" w:lineRule="auto"/>
               <w:jc w:val="left"/>
             </w:pPr>
@@ -11700,6 +11950,7 @@
           </w:tcPr>
           <w:p>
             <w:pPr>
+              <w:keepNext w:val="false"/>
               <w:spacing w:after="0" w:before="0" w:line="240" w:lineRule="auto"/>
               <w:jc w:val="left"/>
             </w:pPr>
@@ -11742,6 +11993,7 @@
           </w:tcPr>
           <w:p>
             <w:pPr>
+              <w:keepNext w:val="false"/>
               <w:spacing w:after="0" w:before="0" w:line="240" w:lineRule="auto"/>
               <w:jc w:val="left"/>
             </w:pPr>
@@ -11790,6 +12042,7 @@
           </w:tcPr>
           <w:p>
             <w:pPr>
+              <w:keepNext w:val="false"/>
               <w:spacing w:after="0" w:before="0" w:line="240" w:lineRule="auto"/>
               <w:jc w:val="left"/>
             </w:pPr>
@@ -11832,6 +12085,7 @@
           </w:tcPr>
           <w:p>
             <w:pPr>
+              <w:keepNext w:val="false"/>
               <w:spacing w:after="0" w:before="0" w:line="240" w:lineRule="auto"/>
               <w:jc w:val="left"/>
             </w:pPr>
@@ -11880,6 +12134,7 @@
           </w:tcPr>
           <w:p>
             <w:pPr>
+              <w:keepNext w:val="false"/>
               <w:spacing w:after="0" w:before="0" w:line="240" w:lineRule="auto"/>
               <w:jc w:val="left"/>
             </w:pPr>
@@ -11922,6 +12177,7 @@
           </w:tcPr>
           <w:p>
             <w:pPr>
+              <w:keepNext w:val="false"/>
               <w:spacing w:after="0" w:before="0" w:line="240" w:lineRule="auto"/>
               <w:jc w:val="left"/>
             </w:pPr>
@@ -11958,6 +12214,7 @@
           </w:tcPr>
           <w:p>
             <w:pPr>
+              <w:keepNext w:val="false"/>
               <w:spacing w:after="0" w:before="0" w:line="240" w:lineRule="auto"/>
               <w:jc w:val="left"/>
             </w:pPr>
@@ -11988,6 +12245,7 @@
           </w:tcPr>
           <w:p>
             <w:pPr>
+              <w:keepNext w:val="false"/>
               <w:spacing w:after="0" w:before="0" w:line="240" w:lineRule="auto"/>
               <w:jc w:val="left"/>
             </w:pPr>
@@ -12024,6 +12282,7 @@
           </w:tcPr>
           <w:p>
             <w:pPr>
+              <w:keepNext w:val="false"/>
               <w:spacing w:after="0" w:before="0" w:line="240" w:lineRule="auto"/>
               <w:jc w:val="left"/>
             </w:pPr>
@@ -12066,6 +12325,7 @@
           </w:tcPr>
           <w:p>
             <w:pPr>
+              <w:keepNext w:val="false"/>
               <w:spacing w:after="0" w:before="0" w:line="240" w:lineRule="auto"/>
               <w:jc w:val="left"/>
             </w:pPr>
@@ -12102,6 +12362,7 @@
           </w:tcPr>
           <w:p>
             <w:pPr>
+              <w:keepNext w:val="false"/>
               <w:spacing w:after="0" w:before="0" w:line="240" w:lineRule="auto"/>
               <w:jc w:val="left"/>
             </w:pPr>
@@ -12329,6 +12590,7 @@
           </w:tcPr>
           <w:p>
             <w:pPr>
+              <w:keepNext w:val="false"/>
               <w:spacing w:after="0" w:before="0" w:line="240" w:lineRule="auto"/>
               <w:jc w:val="center"/>
             </w:pPr>
@@ -12366,6 +12628,7 @@
           </w:tcPr>
           <w:p>
             <w:pPr>
+              <w:keepNext w:val="false"/>
               <w:spacing w:after="0" w:before="0" w:line="240" w:lineRule="auto"/>
               <w:jc w:val="center"/>
             </w:pPr>
@@ -12403,6 +12666,7 @@
           </w:tcPr>
           <w:p>
             <w:pPr>
+              <w:keepNext w:val="false"/>
               <w:spacing w:after="0" w:before="0" w:line="240" w:lineRule="auto"/>
               <w:jc w:val="center"/>
             </w:pPr>
@@ -12440,6 +12704,7 @@
           </w:tcPr>
           <w:p>
             <w:pPr>
+              <w:keepNext w:val="false"/>
               <w:spacing w:after="0" w:before="0" w:line="240" w:lineRule="auto"/>
               <w:jc w:val="center"/>
             </w:pPr>
@@ -12477,6 +12742,7 @@
           </w:tcPr>
           <w:p>
             <w:pPr>
+              <w:keepNext w:val="false"/>
               <w:spacing w:after="0" w:before="0" w:line="240" w:lineRule="auto"/>
               <w:jc w:val="center"/>
             </w:pPr>
@@ -12519,6 +12785,7 @@
           </w:tcPr>
           <w:p>
             <w:pPr>
+              <w:keepNext w:val="false"/>
               <w:spacing w:after="0" w:before="0" w:line="240" w:lineRule="auto"/>
               <w:jc w:val="left"/>
             </w:pPr>
@@ -12555,6 +12822,7 @@
           </w:tcPr>
           <w:p>
             <w:pPr>
+              <w:keepNext w:val="false"/>
               <w:spacing w:after="0" w:before="0" w:line="240" w:lineRule="auto"/>
               <w:jc w:val="left"/>
             </w:pPr>
@@ -12592,6 +12860,7 @@
           </w:tcPr>
           <w:p>
             <w:pPr>
+              <w:keepNext w:val="false"/>
               <w:spacing w:after="0" w:before="0" w:line="240" w:lineRule="auto"/>
               <w:jc w:val="left"/>
             </w:pPr>
@@ -12629,6 +12898,7 @@
           </w:tcPr>
           <w:p>
             <w:pPr>
+              <w:keepNext w:val="false"/>
               <w:spacing w:after="0" w:before="0" w:line="240" w:lineRule="auto"/>
               <w:jc w:val="left"/>
             </w:pPr>
@@ -12665,6 +12935,7 @@
           </w:tcPr>
           <w:p>
             <w:pPr>
+              <w:keepNext w:val="false"/>
               <w:spacing w:after="0" w:before="0" w:line="240" w:lineRule="auto"/>
               <w:jc w:val="left"/>
             </w:pPr>
@@ -12695,6 +12966,7 @@
           </w:tcPr>
           <w:p>
             <w:pPr>
+              <w:keepNext w:val="false"/>
               <w:spacing w:after="0" w:before="0" w:line="240" w:lineRule="auto"/>
               <w:jc w:val="left"/>
             </w:pPr>
@@ -12731,6 +13003,7 @@
           </w:tcPr>
           <w:p>
             <w:pPr>
+              <w:keepNext w:val="false"/>
               <w:spacing w:after="0" w:before="0" w:line="240" w:lineRule="auto"/>
               <w:jc w:val="left"/>
             </w:pPr>
@@ -12768,6 +13041,7 @@
           </w:tcPr>
           <w:p>
             <w:pPr>
+              <w:keepNext w:val="false"/>
               <w:spacing w:after="0" w:before="0" w:line="240" w:lineRule="auto"/>
               <w:jc w:val="left"/>
             </w:pPr>
@@ -12792,6 +13066,7 @@
           </w:tcPr>
           <w:p>
             <w:pPr>
+              <w:keepNext w:val="false"/>
               <w:spacing w:after="0" w:before="0" w:line="240" w:lineRule="auto"/>
               <w:jc w:val="left"/>
             </w:pPr>
@@ -12816,6 +13091,7 @@
           </w:tcPr>
           <w:p>
             <w:pPr>
+              <w:keepNext w:val="false"/>
               <w:spacing w:after="0" w:before="0" w:line="240" w:lineRule="auto"/>
               <w:jc w:val="left"/>
             </w:pPr>
@@ -12846,6 +13122,7 @@
           </w:tcPr>
           <w:p>
             <w:pPr>
+              <w:keepNext w:val="false"/>
               <w:spacing w:after="0" w:before="0" w:line="240" w:lineRule="auto"/>
               <w:jc w:val="left"/>
             </w:pPr>
@@ -12882,6 +13159,7 @@
           </w:tcPr>
           <w:p>
             <w:pPr>
+              <w:keepNext w:val="false"/>
               <w:spacing w:after="0" w:before="0" w:line="240" w:lineRule="auto"/>
               <w:jc w:val="left"/>
             </w:pPr>
@@ -12919,6 +13197,7 @@
           </w:tcPr>
           <w:p>
             <w:pPr>
+              <w:keepNext w:val="false"/>
               <w:spacing w:after="0" w:before="0" w:line="240" w:lineRule="auto"/>
               <w:jc w:val="left"/>
             </w:pPr>
@@ -12943,6 +13222,7 @@
           </w:tcPr>
           <w:p>
             <w:pPr>
+              <w:keepNext w:val="false"/>
               <w:spacing w:after="0" w:before="0" w:line="240" w:lineRule="auto"/>
               <w:jc w:val="left"/>
             </w:pPr>
@@ -12967,6 +13247,7 @@
           </w:tcPr>
           <w:p>
             <w:pPr>
+              <w:keepNext w:val="false"/>
               <w:spacing w:after="0" w:before="0" w:line="240" w:lineRule="auto"/>
               <w:jc w:val="left"/>
             </w:pPr>
@@ -12997,6 +13278,7 @@
           </w:tcPr>
           <w:p>
             <w:pPr>
+              <w:keepNext w:val="false"/>
               <w:spacing w:after="0" w:before="0" w:line="240" w:lineRule="auto"/>
               <w:jc w:val="left"/>
             </w:pPr>
@@ -13033,6 +13315,7 @@
           </w:tcPr>
           <w:p>
             <w:pPr>
+              <w:keepNext w:val="false"/>
               <w:spacing w:after="0" w:before="0" w:line="240" w:lineRule="auto"/>
               <w:jc w:val="left"/>
             </w:pPr>
@@ -13069,6 +13352,7 @@
           </w:tcPr>
           <w:p>
             <w:pPr>
+              <w:keepNext w:val="false"/>
               <w:spacing w:after="0" w:before="0" w:line="240" w:lineRule="auto"/>
               <w:jc w:val="left"/>
             </w:pPr>
@@ -13093,6 +13377,7 @@
           </w:tcPr>
           <w:p>
             <w:pPr>
+              <w:keepNext w:val="false"/>
               <w:spacing w:after="0" w:before="0" w:line="240" w:lineRule="auto"/>
               <w:jc w:val="left"/>
             </w:pPr>
@@ -13117,6 +13402,7 @@
           </w:tcPr>
           <w:p>
             <w:pPr>
+              <w:keepNext w:val="false"/>
               <w:spacing w:after="0" w:before="0" w:line="240" w:lineRule="auto"/>
               <w:jc w:val="left"/>
             </w:pPr>
@@ -13147,6 +13433,7 @@
           </w:tcPr>
           <w:p>
             <w:pPr>
+              <w:keepNext w:val="false"/>
               <w:spacing w:after="0" w:before="0" w:line="240" w:lineRule="auto"/>
               <w:jc w:val="left"/>
             </w:pPr>
@@ -13184,6 +13471,7 @@
           </w:tcPr>
           <w:p>
             <w:pPr>
+              <w:keepNext w:val="false"/>
               <w:spacing w:after="0" w:before="0" w:line="240" w:lineRule="auto"/>
               <w:jc w:val="left"/>
             </w:pPr>
@@ -13208,6 +13496,7 @@
           </w:tcPr>
           <w:p>
             <w:pPr>
+              <w:keepNext w:val="false"/>
               <w:spacing w:after="0" w:before="0" w:line="240" w:lineRule="auto"/>
               <w:jc w:val="left"/>
             </w:pPr>
@@ -13232,6 +13521,7 @@
           </w:tcPr>
           <w:p>
             <w:pPr>
+              <w:keepNext w:val="false"/>
               <w:spacing w:after="0" w:before="0" w:line="240" w:lineRule="auto"/>
               <w:jc w:val="left"/>
             </w:pPr>
@@ -13256,6 +13546,7 @@
           </w:tcPr>
           <w:p>
             <w:pPr>
+              <w:keepNext w:val="false"/>
               <w:spacing w:after="0" w:before="0" w:line="240" w:lineRule="auto"/>
               <w:jc w:val="left"/>
             </w:pPr>
@@ -13286,6 +13577,7 @@
           </w:tcPr>
           <w:p>
             <w:pPr>
+              <w:keepNext w:val="false"/>
               <w:spacing w:after="0" w:before="0" w:line="240" w:lineRule="auto"/>
               <w:jc w:val="left"/>
             </w:pPr>
@@ -13322,6 +13614,7 @@
           </w:tcPr>
           <w:p>
             <w:pPr>
+              <w:keepNext w:val="false"/>
               <w:spacing w:after="0" w:before="0" w:line="240" w:lineRule="auto"/>
               <w:jc w:val="left"/>
             </w:pPr>
@@ -13383,6 +13676,7 @@
           </w:tcPr>
           <w:p>
             <w:pPr>
+              <w:keepNext w:val="false"/>
               <w:spacing w:after="0" w:before="0" w:line="240" w:lineRule="auto"/>
               <w:jc w:val="left"/>
             </w:pPr>
@@ -13407,6 +13701,7 @@
           </w:tcPr>
           <w:p>
             <w:pPr>
+              <w:keepNext w:val="false"/>
               <w:spacing w:after="0" w:before="0" w:line="240" w:lineRule="auto"/>
               <w:jc w:val="left"/>
             </w:pPr>
@@ -13431,6 +13726,7 @@
           </w:tcPr>
           <w:p>
             <w:pPr>
+              <w:keepNext w:val="false"/>
               <w:spacing w:after="0" w:before="0" w:line="240" w:lineRule="auto"/>
               <w:jc w:val="left"/>
             </w:pPr>
@@ -13461,6 +13757,7 @@
           </w:tcPr>
           <w:p>
             <w:pPr>
+              <w:keepNext w:val="false"/>
               <w:spacing w:after="0" w:before="0" w:line="240" w:lineRule="auto"/>
               <w:jc w:val="left"/>
             </w:pPr>
@@ -13497,6 +13794,7 @@
           </w:tcPr>
           <w:p>
             <w:pPr>
+              <w:keepNext w:val="false"/>
               <w:spacing w:after="0" w:before="0" w:line="240" w:lineRule="auto"/>
               <w:jc w:val="left"/>
             </w:pPr>
@@ -13534,6 +13832,7 @@
           </w:tcPr>
           <w:p>
             <w:pPr>
+              <w:keepNext w:val="false"/>
               <w:spacing w:after="0" w:before="0" w:line="240" w:lineRule="auto"/>
               <w:jc w:val="left"/>
             </w:pPr>
@@ -13558,6 +13857,7 @@
           </w:tcPr>
           <w:p>
             <w:pPr>
+              <w:keepNext w:val="false"/>
               <w:spacing w:after="0" w:before="0" w:line="240" w:lineRule="auto"/>
               <w:jc w:val="left"/>
             </w:pPr>
@@ -13582,6 +13882,7 @@
           </w:tcPr>
           <w:p>
             <w:pPr>
+              <w:keepNext w:val="false"/>
               <w:spacing w:after="0" w:before="0" w:line="240" w:lineRule="auto"/>
               <w:jc w:val="left"/>
             </w:pPr>
@@ -13612,6 +13913,7 @@
           </w:tcPr>
           <w:p>
             <w:pPr>
+              <w:keepNext w:val="false"/>
               <w:spacing w:after="0" w:before="0" w:line="240" w:lineRule="auto"/>
               <w:jc w:val="left"/>
             </w:pPr>
@@ -13648,6 +13950,7 @@
           </w:tcPr>
           <w:p>
             <w:pPr>
+              <w:keepNext w:val="false"/>
               <w:spacing w:after="0" w:before="0" w:line="240" w:lineRule="auto"/>
               <w:jc w:val="left"/>
             </w:pPr>
@@ -13685,6 +13988,7 @@
           </w:tcPr>
           <w:p>
             <w:pPr>
+              <w:keepNext w:val="false"/>
               <w:spacing w:after="0" w:before="0" w:line="240" w:lineRule="auto"/>
               <w:jc w:val="left"/>
             </w:pPr>
@@ -13709,6 +14013,7 @@
           </w:tcPr>
           <w:p>
             <w:pPr>
+              <w:keepNext w:val="false"/>
               <w:spacing w:after="0" w:before="0" w:line="240" w:lineRule="auto"/>
               <w:jc w:val="left"/>
             </w:pPr>
@@ -13733,6 +14038,7 @@
           </w:tcPr>
           <w:p>
             <w:pPr>
+              <w:keepNext w:val="false"/>
               <w:spacing w:after="0" w:before="0" w:line="240" w:lineRule="auto"/>
               <w:jc w:val="left"/>
             </w:pPr>
@@ -13763,6 +14069,7 @@
           </w:tcPr>
           <w:p>
             <w:pPr>
+              <w:keepNext w:val="false"/>
               <w:spacing w:after="0" w:before="0" w:line="240" w:lineRule="auto"/>
               <w:jc w:val="left"/>
             </w:pPr>
@@ -13799,6 +14106,7 @@
           </w:tcPr>
           <w:p>
             <w:pPr>
+              <w:keepNext w:val="false"/>
               <w:spacing w:after="0" w:before="0" w:line="240" w:lineRule="auto"/>
               <w:jc w:val="left"/>
             </w:pPr>
@@ -13835,6 +14143,7 @@
           </w:tcPr>
           <w:p>
             <w:pPr>
+              <w:keepNext w:val="false"/>
               <w:spacing w:after="0" w:before="0" w:line="240" w:lineRule="auto"/>
               <w:jc w:val="left"/>
             </w:pPr>
@@ -13859,6 +14168,7 @@
           </w:tcPr>
           <w:p>
             <w:pPr>
+              <w:keepNext w:val="false"/>
               <w:spacing w:after="0" w:before="0" w:line="240" w:lineRule="auto"/>
               <w:jc w:val="left"/>
             </w:pPr>
@@ -13883,6 +14193,7 @@
           </w:tcPr>
           <w:p>
             <w:pPr>
+              <w:keepNext w:val="false"/>
               <w:spacing w:after="0" w:before="0" w:line="240" w:lineRule="auto"/>
               <w:jc w:val="left"/>
             </w:pPr>
@@ -13913,6 +14224,7 @@
           </w:tcPr>
           <w:p>
             <w:pPr>
+              <w:keepNext w:val="false"/>
               <w:spacing w:after="0" w:before="0" w:line="240" w:lineRule="auto"/>
               <w:jc w:val="left"/>
             </w:pPr>
@@ -13949,6 +14261,7 @@
           </w:tcPr>
           <w:p>
             <w:pPr>
+              <w:keepNext w:val="false"/>
               <w:spacing w:after="0" w:before="0" w:line="240" w:lineRule="auto"/>
               <w:jc w:val="left"/>
             </w:pPr>
@@ -13985,6 +14298,7 @@
           </w:tcPr>
           <w:p>
             <w:pPr>
+              <w:keepNext w:val="false"/>
               <w:spacing w:after="0" w:before="0" w:line="240" w:lineRule="auto"/>
               <w:jc w:val="left"/>
             </w:pPr>
@@ -14009,6 +14323,7 @@
           </w:tcPr>
           <w:p>
             <w:pPr>
+              <w:keepNext w:val="false"/>
               <w:spacing w:after="0" w:before="0" w:line="240" w:lineRule="auto"/>
               <w:jc w:val="left"/>
             </w:pPr>
@@ -14033,6 +14348,7 @@
           </w:tcPr>
           <w:p>
             <w:pPr>
+              <w:keepNext w:val="false"/>
               <w:spacing w:after="0" w:before="0" w:line="240" w:lineRule="auto"/>
               <w:jc w:val="left"/>
             </w:pPr>
@@ -14063,6 +14379,7 @@
           </w:tcPr>
           <w:p>
             <w:pPr>
+              <w:keepNext w:val="false"/>
               <w:spacing w:after="0" w:before="0" w:line="240" w:lineRule="auto"/>
               <w:jc w:val="left"/>
             </w:pPr>
@@ -14099,6 +14416,7 @@
           </w:tcPr>
           <w:p>
             <w:pPr>
+              <w:keepNext w:val="false"/>
               <w:spacing w:after="0" w:before="0" w:line="240" w:lineRule="auto"/>
               <w:jc w:val="left"/>
             </w:pPr>
@@ -14136,6 +14454,7 @@
           </w:tcPr>
           <w:p>
             <w:pPr>
+              <w:keepNext w:val="false"/>
               <w:spacing w:after="0" w:before="0" w:line="240" w:lineRule="auto"/>
               <w:jc w:val="left"/>
             </w:pPr>
@@ -14160,6 +14479,7 @@
           </w:tcPr>
           <w:p>
             <w:pPr>
+              <w:keepNext w:val="false"/>
               <w:spacing w:after="0" w:before="0" w:line="240" w:lineRule="auto"/>
               <w:jc w:val="left"/>
             </w:pPr>
@@ -14184,6 +14504,7 @@
           </w:tcPr>
           <w:p>
             <w:pPr>
+              <w:keepNext w:val="false"/>
               <w:spacing w:after="0" w:before="0" w:line="240" w:lineRule="auto"/>
               <w:jc w:val="left"/>
             </w:pPr>
@@ -14214,6 +14535,7 @@
           </w:tcPr>
           <w:p>
             <w:pPr>
+              <w:keepNext w:val="false"/>
               <w:spacing w:after="0" w:before="0" w:line="240" w:lineRule="auto"/>
               <w:jc w:val="left"/>
             </w:pPr>
@@ -14250,6 +14572,7 @@
           </w:tcPr>
           <w:p>
             <w:pPr>
+              <w:keepNext w:val="false"/>
               <w:spacing w:after="0" w:before="0" w:line="240" w:lineRule="auto"/>
               <w:jc w:val="left"/>
             </w:pPr>
@@ -14286,6 +14609,7 @@
           </w:tcPr>
           <w:p>
             <w:pPr>
+              <w:keepNext w:val="false"/>
               <w:spacing w:after="0" w:before="0" w:line="240" w:lineRule="auto"/>
               <w:jc w:val="left"/>
             </w:pPr>
@@ -14310,6 +14634,7 @@
           </w:tcPr>
           <w:p>
             <w:pPr>
+              <w:keepNext w:val="false"/>
               <w:spacing w:after="0" w:before="0" w:line="240" w:lineRule="auto"/>
               <w:jc w:val="left"/>
             </w:pPr>
@@ -14334,6 +14659,7 @@
           </w:tcPr>
           <w:p>
             <w:pPr>
+              <w:keepNext w:val="false"/>
               <w:spacing w:after="0" w:before="0" w:line="240" w:lineRule="auto"/>
               <w:jc w:val="left"/>
             </w:pPr>
@@ -14364,6 +14690,7 @@
           </w:tcPr>
           <w:p>
             <w:pPr>
+              <w:keepNext w:val="false"/>
               <w:spacing w:after="0" w:before="0" w:line="240" w:lineRule="auto"/>
               <w:jc w:val="left"/>
             </w:pPr>
@@ -14400,6 +14727,7 @@
           </w:tcPr>
           <w:p>
             <w:pPr>
+              <w:keepNext w:val="false"/>
               <w:spacing w:after="0" w:before="0" w:line="240" w:lineRule="auto"/>
               <w:jc w:val="left"/>
             </w:pPr>
@@ -14436,6 +14764,7 @@
           </w:tcPr>
           <w:p>
             <w:pPr>
+              <w:keepNext w:val="false"/>
               <w:spacing w:after="0" w:before="0" w:line="240" w:lineRule="auto"/>
               <w:jc w:val="left"/>
             </w:pPr>
@@ -14460,6 +14789,7 @@
           </w:tcPr>
           <w:p>
             <w:pPr>
+              <w:keepNext w:val="false"/>
               <w:spacing w:after="0" w:before="0" w:line="240" w:lineRule="auto"/>
               <w:jc w:val="left"/>
             </w:pPr>
@@ -14484,6 +14814,7 @@
           </w:tcPr>
           <w:p>
             <w:pPr>
+              <w:keepNext w:val="false"/>
               <w:spacing w:after="0" w:before="0" w:line="240" w:lineRule="auto"/>
               <w:jc w:val="left"/>
             </w:pPr>
@@ -14514,6 +14845,7 @@
           </w:tcPr>
           <w:p>
             <w:pPr>
+              <w:keepNext w:val="false"/>
               <w:spacing w:after="0" w:before="0" w:line="240" w:lineRule="auto"/>
               <w:jc w:val="left"/>
             </w:pPr>
@@ -14550,6 +14882,7 @@
           </w:tcPr>
           <w:p>
             <w:pPr>
+              <w:keepNext w:val="false"/>
               <w:spacing w:after="0" w:before="0" w:line="240" w:lineRule="auto"/>
               <w:jc w:val="left"/>
             </w:pPr>
@@ -14586,6 +14919,7 @@
           </w:tcPr>
           <w:p>
             <w:pPr>
+              <w:keepNext w:val="false"/>
               <w:spacing w:after="0" w:before="0" w:line="240" w:lineRule="auto"/>
               <w:jc w:val="left"/>
             </w:pPr>
@@ -14610,6 +14944,7 @@
           </w:tcPr>
           <w:p>
             <w:pPr>
+              <w:keepNext w:val="false"/>
               <w:spacing w:after="0" w:before="0" w:line="240" w:lineRule="auto"/>
               <w:jc w:val="left"/>
             </w:pPr>
@@ -14634,6 +14969,7 @@
           </w:tcPr>
           <w:p>
             <w:pPr>
+              <w:keepNext w:val="false"/>
               <w:spacing w:after="0" w:before="0" w:line="240" w:lineRule="auto"/>
               <w:jc w:val="left"/>
             </w:pPr>
@@ -14709,6 +15045,7 @@
           </w:tcPr>
           <w:p>
             <w:pPr>
+              <w:keepNext/>
               <w:spacing w:after="0" w:before="0" w:line="240" w:lineRule="auto"/>
               <w:jc w:val="center"/>
             </w:pPr>
@@ -14746,6 +15083,7 @@
           </w:tcPr>
           <w:p>
             <w:pPr>
+              <w:keepNext/>
               <w:spacing w:after="0" w:before="0" w:line="240" w:lineRule="auto"/>
               <w:jc w:val="center"/>
             </w:pPr>
@@ -14788,6 +15126,7 @@
           </w:tcPr>
           <w:p>
             <w:pPr>
+              <w:keepNext/>
               <w:spacing w:after="0" w:before="0" w:line="240" w:lineRule="auto"/>
               <w:jc w:val="left"/>
             </w:pPr>
@@ -14824,6 +15163,7 @@
           </w:tcPr>
           <w:p>
             <w:pPr>
+              <w:keepNext/>
               <w:spacing w:after="0" w:before="0" w:line="240" w:lineRule="auto"/>
               <w:jc w:val="left"/>
             </w:pPr>
@@ -14866,6 +15206,7 @@
           </w:tcPr>
           <w:p>
             <w:pPr>
+              <w:keepNext/>
               <w:spacing w:after="0" w:before="0" w:line="240" w:lineRule="auto"/>
               <w:jc w:val="left"/>
             </w:pPr>
@@ -14902,6 +15243,7 @@
           </w:tcPr>
           <w:p>
             <w:pPr>
+              <w:keepNext/>
               <w:spacing w:after="0" w:before="0" w:line="240" w:lineRule="auto"/>
               <w:jc w:val="left"/>
             </w:pPr>
@@ -14944,6 +15286,7 @@
           </w:tcPr>
           <w:p>
             <w:pPr>
+              <w:keepNext w:val="false"/>
               <w:spacing w:after="0" w:before="0" w:line="240" w:lineRule="auto"/>
               <w:jc w:val="left"/>
             </w:pPr>
@@ -14980,6 +15323,7 @@
           </w:tcPr>
           <w:p>
             <w:pPr>
+              <w:keepNext w:val="false"/>
               <w:spacing w:after="0" w:before="0" w:line="240" w:lineRule="auto"/>
               <w:jc w:val="left"/>
             </w:pPr>
@@ -15087,6 +15431,7 @@
           </w:tcPr>
           <w:p>
             <w:pPr>
+              <w:keepNext/>
               <w:spacing w:after="0" w:before="0" w:line="240" w:lineRule="auto"/>
               <w:jc w:val="center"/>
             </w:pPr>
@@ -15124,6 +15469,7 @@
           </w:tcPr>
           <w:p>
             <w:pPr>
+              <w:keepNext/>
               <w:spacing w:after="0" w:before="0" w:line="240" w:lineRule="auto"/>
               <w:jc w:val="center"/>
             </w:pPr>
@@ -15161,6 +15507,7 @@
           </w:tcPr>
           <w:p>
             <w:pPr>
+              <w:keepNext/>
               <w:spacing w:after="0" w:before="0" w:line="240" w:lineRule="auto"/>
               <w:jc w:val="center"/>
             </w:pPr>
@@ -15203,6 +15550,7 @@
           </w:tcPr>
           <w:p>
             <w:pPr>
+              <w:keepNext/>
               <w:spacing w:after="0" w:before="0" w:line="240" w:lineRule="auto"/>
               <w:jc w:val="left"/>
             </w:pPr>
@@ -15239,6 +15587,7 @@
           </w:tcPr>
           <w:p>
             <w:pPr>
+              <w:keepNext/>
               <w:spacing w:after="0" w:before="0" w:line="240" w:lineRule="auto"/>
               <w:jc w:val="left"/>
             </w:pPr>
@@ -15300,6 +15649,7 @@
           </w:tcPr>
           <w:p>
             <w:pPr>
+              <w:keepNext/>
               <w:spacing w:after="0" w:before="0" w:line="240" w:lineRule="auto"/>
               <w:jc w:val="left"/>
             </w:pPr>
@@ -15342,6 +15692,7 @@
           </w:tcPr>
           <w:p>
             <w:pPr>
+              <w:keepNext/>
               <w:spacing w:after="0" w:before="0" w:line="240" w:lineRule="auto"/>
               <w:jc w:val="left"/>
             </w:pPr>
@@ -15378,6 +15729,7 @@
           </w:tcPr>
           <w:p>
             <w:pPr>
+              <w:keepNext/>
               <w:spacing w:after="0" w:before="0" w:line="240" w:lineRule="auto"/>
               <w:jc w:val="left"/>
             </w:pPr>
@@ -15414,6 +15766,7 @@
           </w:tcPr>
           <w:p>
             <w:pPr>
+              <w:keepNext/>
               <w:spacing w:after="0" w:before="0" w:line="240" w:lineRule="auto"/>
               <w:jc w:val="left"/>
             </w:pPr>
@@ -15456,6 +15809,7 @@
           </w:tcPr>
           <w:p>
             <w:pPr>
+              <w:keepNext/>
               <w:spacing w:after="0" w:before="0" w:line="240" w:lineRule="auto"/>
               <w:jc w:val="left"/>
             </w:pPr>
@@ -15492,6 +15846,7 @@
           </w:tcPr>
           <w:p>
             <w:pPr>
+              <w:keepNext/>
               <w:spacing w:after="0" w:before="0" w:line="240" w:lineRule="auto"/>
               <w:jc w:val="left"/>
             </w:pPr>
@@ -15528,6 +15883,7 @@
           </w:tcPr>
           <w:p>
             <w:pPr>
+              <w:keepNext/>
               <w:spacing w:after="0" w:before="0" w:line="240" w:lineRule="auto"/>
               <w:jc w:val="left"/>
             </w:pPr>
@@ -15570,6 +15926,7 @@
           </w:tcPr>
           <w:p>
             <w:pPr>
+              <w:keepNext/>
               <w:spacing w:after="0" w:before="0" w:line="240" w:lineRule="auto"/>
               <w:jc w:val="left"/>
             </w:pPr>
@@ -15606,6 +15963,7 @@
           </w:tcPr>
           <w:p>
             <w:pPr>
+              <w:keepNext/>
               <w:spacing w:after="0" w:before="0" w:line="240" w:lineRule="auto"/>
               <w:jc w:val="left"/>
             </w:pPr>
@@ -15642,6 +16000,7 @@
           </w:tcPr>
           <w:p>
             <w:pPr>
+              <w:keepNext/>
               <w:spacing w:after="0" w:before="0" w:line="240" w:lineRule="auto"/>
               <w:jc w:val="left"/>
             </w:pPr>
@@ -15684,6 +16043,7 @@
           </w:tcPr>
           <w:p>
             <w:pPr>
+              <w:keepNext/>
               <w:spacing w:after="0" w:before="0" w:line="240" w:lineRule="auto"/>
               <w:jc w:val="left"/>
             </w:pPr>
@@ -15720,6 +16080,7 @@
           </w:tcPr>
           <w:p>
             <w:pPr>
+              <w:keepNext/>
               <w:spacing w:after="0" w:before="0" w:line="240" w:lineRule="auto"/>
               <w:jc w:val="left"/>
             </w:pPr>
@@ -15756,6 +16117,7 @@
           </w:tcPr>
           <w:p>
             <w:pPr>
+              <w:keepNext/>
               <w:spacing w:after="0" w:before="0" w:line="240" w:lineRule="auto"/>
               <w:jc w:val="left"/>
             </w:pPr>
@@ -15798,6 +16160,7 @@
           </w:tcPr>
           <w:p>
             <w:pPr>
+              <w:keepNext w:val="false"/>
               <w:spacing w:after="0" w:before="0" w:line="240" w:lineRule="auto"/>
               <w:jc w:val="left"/>
             </w:pPr>
@@ -15834,6 +16197,7 @@
           </w:tcPr>
           <w:p>
             <w:pPr>
+              <w:keepNext w:val="false"/>
               <w:spacing w:after="0" w:before="0" w:line="240" w:lineRule="auto"/>
               <w:jc w:val="left"/>
             </w:pPr>
@@ -15870,6 +16234,7 @@
           </w:tcPr>
           <w:p>
             <w:pPr>
+              <w:keepNext w:val="false"/>
               <w:spacing w:after="0" w:before="0" w:line="240" w:lineRule="auto"/>
               <w:jc w:val="left"/>
             </w:pPr>
